--- a/report/Quebec_Winter_Tire_Report.docx
+++ b/report/Quebec_Winter_Tire_Report.docx
@@ -1,6 +1,6 @@
 
 <file path=word/document.xml><?xml version="1.0" encoding="utf-8"?>
-<w:document xmlns:wpc="http://schemas.microsoft.com/office/word/2010/wordprocessingCanvas" xmlns:mc="http://schemas.openxmlformats.org/markup-compatibility/2006" xmlns:o="urn:schemas-microsoft-com:office:office" xmlns:r="http://schemas.openxmlformats.org/officeDocument/2006/relationships" xmlns:m="http://schemas.openxmlformats.org/officeDocument/2006/math" xmlns:v="urn:schemas-microsoft-com:vml" xmlns:wp14="http://schemas.microsoft.com/office/word/2010/wordprocessingDrawing" xmlns:wp="http://schemas.openxmlformats.org/drawingml/2006/wordprocessingDrawing" xmlns:w10="urn:schemas-microsoft-com:office:word" xmlns:w="http://schemas.openxmlformats.org/wordprocessingml/2006/main" xmlns:w14="http://schemas.microsoft.com/office/word/2010/wordml" xmlns:w15="http://schemas.microsoft.com/office/word/2012/wordml" xmlns:wpg="http://schemas.microsoft.com/office/word/2010/wordprocessingGroup" xmlns:wpi="http://schemas.microsoft.com/office/word/2010/wordprocessingInk" xmlns:wne="http://schemas.microsoft.com/office/word/2006/wordml" xmlns:wps="http://schemas.microsoft.com/office/word/2010/wordprocessingShape" xmlns:cx="http://schemas.microsoft.com/office/drawing/2014/chartex" xmlns:cx1="http://schemas.microsoft.com/office/drawing/2015/9/8/chartex" xmlns:cx2="http://schemas.microsoft.com/office/drawing/2015/10/21/chartex" xmlns:cx3="http://schemas.microsoft.com/office/drawing/2016/5/9/chartex" xmlns:cx4="http://schemas.microsoft.com/office/drawing/2016/5/10/chartex" xmlns:cx5="http://schemas.microsoft.com/office/drawing/2016/5/11/chartex" xmlns:cx6="http://schemas.microsoft.com/office/drawing/2016/5/12/chartex" xmlns:cx7="http://schemas.microsoft.com/office/drawing/2016/5/13/chartex" xmlns:cx8="http://schemas.microsoft.com/office/drawing/2016/5/14/chartex" xmlns:aink="http://schemas.microsoft.com/office/drawing/2016/ink" xmlns:am3d="http://schemas.microsoft.com/office/drawing/2017/model3d" xmlns:w16cex="http://schemas.microsoft.com/office/word/2018/wordml/cex" xmlns:w16cid="http://schemas.microsoft.com/office/word/2016/wordml/cid" xmlns:w16="http://schemas.microsoft.com/office/word/2018/wordml" xmlns:w16sdtdh="http://schemas.microsoft.com/office/word/2020/wordml/sdtdatahash" xmlns:w16se="http://schemas.microsoft.com/office/word/2015/wordml/symex" mc:Ignorable="w14 w15 wp14">
+<w:document xmlns:wpc="http://schemas.microsoft.com/office/word/2010/wordprocessingCanvas" xmlns:cx="http://schemas.microsoft.com/office/drawing/2014/chartex" xmlns:cx1="http://schemas.microsoft.com/office/drawing/2015/9/8/chartex" xmlns:cx2="http://schemas.microsoft.com/office/drawing/2015/10/21/chartex" xmlns:cx3="http://schemas.microsoft.com/office/drawing/2016/5/9/chartex" xmlns:cx4="http://schemas.microsoft.com/office/drawing/2016/5/10/chartex" xmlns:cx5="http://schemas.microsoft.com/office/drawing/2016/5/11/chartex" xmlns:cx6="http://schemas.microsoft.com/office/drawing/2016/5/12/chartex" xmlns:cx7="http://schemas.microsoft.com/office/drawing/2016/5/13/chartex" xmlns:cx8="http://schemas.microsoft.com/office/drawing/2016/5/14/chartex" xmlns:mc="http://schemas.openxmlformats.org/markup-compatibility/2006" xmlns:aink="http://schemas.microsoft.com/office/drawing/2016/ink" xmlns:am3d="http://schemas.microsoft.com/office/drawing/2017/model3d" xmlns:o="urn:schemas-microsoft-com:office:office" xmlns:oel="http://schemas.microsoft.com/office/2019/extlst" xmlns:r="http://schemas.openxmlformats.org/officeDocument/2006/relationships" xmlns:m="http://schemas.openxmlformats.org/officeDocument/2006/math" xmlns:v="urn:schemas-microsoft-com:vml" xmlns:wp14="http://schemas.microsoft.com/office/word/2010/wordprocessingDrawing" xmlns:wp="http://schemas.openxmlformats.org/drawingml/2006/wordprocessingDrawing" xmlns:w10="urn:schemas-microsoft-com:office:word" xmlns:w="http://schemas.openxmlformats.org/wordprocessingml/2006/main" xmlns:w14="http://schemas.microsoft.com/office/word/2010/wordml" xmlns:w15="http://schemas.microsoft.com/office/word/2012/wordml" xmlns:w16cei="http://schemas.microsoft.com/office/word/2026/wordml/cei" xmlns:w16cex="http://schemas.microsoft.com/office/word/2018/wordml/cex" xmlns:w16cid="http://schemas.microsoft.com/office/word/2016/wordml/cid" xmlns:w16="http://schemas.microsoft.com/office/word/2018/wordml" xmlns:w16du="http://schemas.microsoft.com/office/word/2023/wordml/word16du" xmlns:w16sdtdh="http://schemas.microsoft.com/office/word/2020/wordml/sdtdatahash" xmlns:w16sdtfl="http://schemas.microsoft.com/office/word/2024/wordml/sdtformatlock" xmlns:w16se="http://schemas.microsoft.com/office/word/2015/wordml/symex" xmlns:wpg="http://schemas.microsoft.com/office/word/2010/wordprocessingGroup" xmlns:wpi="http://schemas.microsoft.com/office/word/2010/wordprocessingInk" xmlns:wne="http://schemas.microsoft.com/office/word/2006/wordml" xmlns:wps="http://schemas.microsoft.com/office/word/2010/wordprocessingShape" mc:Ignorable="w14 w15 w16se w16cid w16 w16cex w16sdtdh w16sdtfl w16du wp14">
   <w:body>
     <w:p>
       <w:pPr>
@@ -14,7 +14,7 @@
           <w:sz w:val="22"/>
           <w:szCs w:val="22"/>
         </w:rPr>
-        <w:t xml:space="preserve">Northline Tire Distribution</w:t>
+        <w:t>Northline Tire Distribution</w:t>
       </w:r>
     </w:p>
     <w:p>
@@ -24,10 +24,8 @@
       <w:r>
         <w:rPr>
           <w:color w:val="555555"/>
-          <w:sz w:val="20"/>
-          <w:szCs w:val="20"/>
         </w:rPr>
-        <w:t xml:space="preserve">Data Analytics — Internal Report</w:t>
+        <w:t>Data Analytics — Internal Report</w:t>
       </w:r>
     </w:p>
     <w:p>
@@ -37,10 +35,8 @@
       <w:r>
         <w:rPr>
           <w:color w:val="555555"/>
-          <w:sz w:val="20"/>
-          <w:szCs w:val="20"/>
         </w:rPr>
-        <w:t xml:space="preserve">Prepared for: VP of Sales, Quebec Region</w:t>
+        <w:t>Prepared for: VP of Sales, Quebec Region</w:t>
       </w:r>
     </w:p>
     <w:p>
@@ -50,10 +46,8 @@
       <w:r>
         <w:rPr>
           <w:color w:val="555555"/>
-          <w:sz w:val="20"/>
-          <w:szCs w:val="20"/>
         </w:rPr>
-        <w:t xml:space="preserve">Prepared by: Data Analytics Team</w:t>
+        <w:t>Prepared by: Data Analytics Team</w:t>
       </w:r>
     </w:p>
     <w:p>
@@ -62,16 +56,16 @@
         <w:spacing w:after="300"/>
       </w:pPr>
       <w:r>
-        <w:t xml:space="preserve">Quebec Winter Tire Fulfillment Gap: Root-Cause Analysis</w:t>
+        <w:t>Quebec Winter Tire Fulfillment Gap: Root-Cause Analysis</w:t>
       </w:r>
     </w:p>
     <w:p>
       <w:pPr>
         <w:pStyle w:val="Heading1"/>
-        <w:spacing w:after="150" w:before="300"/>
-      </w:pPr>
-      <w:r>
-        <w:t xml:space="preserve">Executive Summary</w:t>
+        <w:spacing w:before="300" w:after="150"/>
+      </w:pPr>
+      <w:r>
+        <w:t>Executive Summary</w:t>
       </w:r>
     </w:p>
     <w:p>
@@ -79,16 +73,32 @@
         <w:spacing w:after="160"/>
       </w:pPr>
       <w:r>
-        <w:t xml:space="preserve">Quebec sales reps reported losing garage customers ahead of the 2025 winter tire season, citing an inability to fulfill winter tire orders in time. This analysis confirms the complaint is accurate and quantifiable: Quebec's winter tire backorder rate is approximately 29%, four to seven times higher than every other region (4–8%). Unfulfilled winter tire demand in Quebec during the September–November peak represents approximately $124,169 in at-risk revenue across 738 short-shipped units and 87 affected orders — before accounting for any customers who left for a competitor rather than waiting on a backorder. The root cause is a severe seasonal inventory shortfall at the Montreal distribution centre, where winter tire stock on hand drops to roughly 1,200–1,300 units each August through November — the exact window when demand peaks ahead of Quebec's December 1 winter tire law — while every other region maintains stock in the 6,000–8,500 unit range through their equivalent season. This is a replenishment timing issue specific to Montreal, not a company-wide capacity constraint.</w:t>
+        <w:t xml:space="preserve">Quebec sales reps reported losing garage customers ahead of the 2025 winter tire season, citing an inability to fulfill winter tire orders in time. This analysis confirms the complaint is accurate and quantifiable: Quebec's winter tire backorder rate is approximately 29%, four to seven times higher than every other region (4–8%). Unfulfilled winter tire demand in Quebec during the September–November peak represents approximately $124,169 in at-risk revenue across 738 short-shipped units and 87 affected orders — before accounting for any customers who left for a competitor rather than waiting on a backorder. The root cause is a severe seasonal inventory shortfall at the Montreal distribution </w:t>
+      </w:r>
+      <w:proofErr w:type="spellStart"/>
+      <w:r>
+        <w:t>centre</w:t>
+      </w:r>
+      <w:proofErr w:type="spellEnd"/>
+      <w:r>
+        <w:t>, where winter tire stock on hand drops to roughly 1,200–1,300 units each August through November — the exact window when demand peaks ahead of Quebec's December 1 winter tire law — while every other region maintains stock in the 6,000–</w:t>
+      </w:r>
+      <w:proofErr w:type="gramStart"/>
+      <w:r>
+        <w:t>8,500 unit</w:t>
+      </w:r>
+      <w:proofErr w:type="gramEnd"/>
+      <w:r>
+        <w:t xml:space="preserve"> range through their equivalent season. This is a replenishment timing issue specific to Montreal, not a company-wide capacity constraint.</w:t>
       </w:r>
     </w:p>
     <w:p>
       <w:pPr>
         <w:pStyle w:val="Heading1"/>
-        <w:spacing w:after="150" w:before="300"/>
-      </w:pPr>
-      <w:r>
-        <w:t xml:space="preserve">1. Background</w:t>
+        <w:spacing w:before="300" w:after="150"/>
+      </w:pPr>
+      <w:r>
+        <w:t>1. Background</w:t>
       </w:r>
     </w:p>
     <w:p>
@@ -96,16 +106,106 @@
         <w:spacing w:after="160"/>
       </w:pPr>
       <w:r>
-        <w:t xml:space="preserve">Quebec's Highway Safety Code requires winter tires on passenger vehicles from December 1 to March 15. In practice, most customers buy well ahead of the deadline, so demand at Northline concentrates in September through November and typically peaks in October. Reps in the Quebec region flagged that garage customers were being told orders could not be fulfilled in time and were switching to competitors before the season started.</w:t>
+        <w:t>Quebec's Highway Safety Code requires winter tires on passenger vehicles from December 1 to March 15. In practice, most customers buy well ahead of the deadline, so demand at Northline concentrates in September through November and typically peaks in October. Reps in the Quebec region flagged that garage customers were being told orders could not be fulfilled in time and were switching to competitors before the season started.</w:t>
+      </w:r>
+    </w:p>
+    <w:p>
+      <w:pPr>
+        <w:spacing w:after="160"/>
+      </w:pPr>
+    </w:p>
+    <w:p>
+      <w:pPr>
+        <w:spacing w:after="160"/>
+      </w:pPr>
+      <w:r>
+        <w:rPr>
+          <w:noProof/>
+        </w:rPr>
+        <w:drawing>
+          <wp:inline distT="0" distB="0" distL="0" distR="0" wp14:anchorId="6A1F828E" wp14:editId="2B699C17">
+            <wp:extent cx="6263257" cy="2303362"/>
+            <wp:effectExtent l="0" t="0" r="0" b="0"/>
+            <wp:docPr id="1933023645" name="Picture 1"/>
+            <wp:cNvGraphicFramePr>
+              <a:graphicFrameLocks xmlns:a="http://schemas.openxmlformats.org/drawingml/2006/main" noChangeAspect="1"/>
+            </wp:cNvGraphicFramePr>
+            <a:graphic xmlns:a="http://schemas.openxmlformats.org/drawingml/2006/main">
+              <a:graphicData uri="http://schemas.openxmlformats.org/drawingml/2006/picture">
+                <pic:pic xmlns:pic="http://schemas.openxmlformats.org/drawingml/2006/picture">
+                  <pic:nvPicPr>
+                    <pic:cNvPr id="0" name="Picture 1"/>
+                    <pic:cNvPicPr>
+                      <a:picLocks noChangeAspect="1" noChangeArrowheads="1"/>
+                    </pic:cNvPicPr>
+                  </pic:nvPicPr>
+                  <pic:blipFill>
+                    <a:blip r:embed="rId5" cstate="print">
+                      <a:extLst>
+                        <a:ext uri="{28A0092B-C50C-407E-A947-70E740481C1C}">
+                          <a14:useLocalDpi xmlns:a14="http://schemas.microsoft.com/office/drawing/2010/main" val="0"/>
+                        </a:ext>
+                      </a:extLst>
+                    </a:blip>
+                    <a:srcRect/>
+                    <a:stretch>
+                      <a:fillRect/>
+                    </a:stretch>
+                  </pic:blipFill>
+                  <pic:spPr bwMode="auto">
+                    <a:xfrm>
+                      <a:off x="0" y="0"/>
+                      <a:ext cx="6295205" cy="2315111"/>
+                    </a:xfrm>
+                    <a:prstGeom prst="rect">
+                      <a:avLst/>
+                    </a:prstGeom>
+                    <a:noFill/>
+                    <a:ln>
+                      <a:noFill/>
+                    </a:ln>
+                  </pic:spPr>
+                </pic:pic>
+              </a:graphicData>
+            </a:graphic>
+          </wp:inline>
+        </w:drawing>
       </w:r>
     </w:p>
     <w:p>
       <w:pPr>
         <w:pStyle w:val="Heading1"/>
-        <w:spacing w:after="150" w:before="300"/>
-      </w:pPr>
-      <w:r>
-        <w:t xml:space="preserve">2. Is It Happening? Confirming the Complaint</w:t>
+        <w:spacing w:before="300" w:after="150"/>
+      </w:pPr>
+    </w:p>
+    <w:p>
+      <w:pPr>
+        <w:pStyle w:val="Heading1"/>
+        <w:spacing w:before="300" w:after="150"/>
+      </w:pPr>
+      <w:r>
+        <w:tab/>
+      </w:r>
+    </w:p>
+    <w:p>
+      <w:pPr>
+        <w:pStyle w:val="Heading1"/>
+        <w:spacing w:before="300" w:after="150"/>
+      </w:pPr>
+    </w:p>
+    <w:p>
+      <w:pPr>
+        <w:pStyle w:val="Heading1"/>
+        <w:spacing w:before="300" w:after="150"/>
+      </w:pPr>
+    </w:p>
+    <w:p>
+      <w:pPr>
+        <w:pStyle w:val="Heading1"/>
+        <w:spacing w:before="300" w:after="150"/>
+      </w:pPr>
+      <w:r>
+        <w:t>2. Is It Happening? Confirming the Complaint</w:t>
       </w:r>
     </w:p>
     <w:p>
@@ -113,20 +213,25 @@
         <w:spacing w:after="160"/>
       </w:pPr>
       <w:r>
-        <w:t xml:space="preserve">Order-level data for 2024–2025 confirms a real and recurring pattern. Isolating winter tire orders specifically (rather than all orders, which would understate the effect) shows:</w:t>
+        <w:t>Order-level data for 2024–2025 confirms a real and recurring pattern. Isolating winter tire orders specifically (rather than all orders, which would understate the effect) shows:</w:t>
       </w:r>
     </w:p>
     <w:tbl>
       <w:tblPr>
-        <w:tblW w:type="dxa" w:w="10000"/>
+        <w:tblW w:w="10000" w:type="dxa"/>
         <w:tblBorders>
-          <w:top w:val="single" w:color="auto" w:sz="4"/>
-          <w:left w:val="single" w:color="auto" w:sz="4"/>
-          <w:bottom w:val="single" w:color="auto" w:sz="4"/>
-          <w:right w:val="single" w:color="auto" w:sz="4"/>
-          <w:insideH w:val="single" w:color="auto" w:sz="4"/>
-          <w:insideV w:val="single" w:color="auto" w:sz="4"/>
+          <w:top w:val="single" w:sz="4" w:space="0" w:color="auto"/>
+          <w:left w:val="single" w:sz="4" w:space="0" w:color="auto"/>
+          <w:bottom w:val="single" w:sz="4" w:space="0" w:color="auto"/>
+          <w:right w:val="single" w:sz="4" w:space="0" w:color="auto"/>
+          <w:insideH w:val="single" w:sz="4" w:space="0" w:color="auto"/>
+          <w:insideV w:val="single" w:sz="4" w:space="0" w:color="auto"/>
         </w:tblBorders>
+        <w:tblCellMar>
+          <w:left w:w="10" w:type="dxa"/>
+          <w:right w:w="10" w:type="dxa"/>
+        </w:tblCellMar>
+        <w:tblLook w:val="04A0" w:firstRow="1" w:lastRow="0" w:firstColumn="1" w:lastColumn="0" w:noHBand="0" w:noVBand="1"/>
       </w:tblPr>
       <w:tblGrid>
         <w:gridCol w:w="2400"/>
@@ -135,10 +240,16 @@
         <w:gridCol w:w="2400"/>
       </w:tblGrid>
       <w:tr>
-        <w:tc>
-          <w:tcPr>
-            <w:tcW w:type="dxa" w:w="2400"/>
-            <w:shd w:fill="1F3864" w:val="clear"/>
+        <w:tblPrEx>
+          <w:tblCellMar>
+            <w:top w:w="0" w:type="dxa"/>
+            <w:bottom w:w="0" w:type="dxa"/>
+          </w:tblCellMar>
+        </w:tblPrEx>
+        <w:tc>
+          <w:tcPr>
+            <w:tcW w:w="2400" w:type="dxa"/>
+            <w:shd w:val="clear" w:color="auto" w:fill="1F3864"/>
           </w:tcPr>
           <w:p>
             <w:r>
@@ -146,17 +257,15 @@
                 <w:b/>
                 <w:bCs/>
                 <w:color w:val="FFFFFF"/>
-                <w:sz w:val="20"/>
-                <w:szCs w:val="20"/>
               </w:rPr>
-              <w:t xml:space="preserve">Province</w:t>
-            </w:r>
-          </w:p>
-        </w:tc>
-        <w:tc>
-          <w:tcPr>
-            <w:tcW w:type="dxa" w:w="2600"/>
-            <w:shd w:fill="1F3864" w:val="clear"/>
+              <w:t>Province</w:t>
+            </w:r>
+          </w:p>
+        </w:tc>
+        <w:tc>
+          <w:tcPr>
+            <w:tcW w:w="2600" w:type="dxa"/>
+            <w:shd w:val="clear" w:color="auto" w:fill="1F3864"/>
           </w:tcPr>
           <w:p>
             <w:r>
@@ -164,17 +273,15 @@
                 <w:b/>
                 <w:bCs/>
                 <w:color w:val="FFFFFF"/>
-                <w:sz w:val="20"/>
-                <w:szCs w:val="20"/>
               </w:rPr>
-              <w:t xml:space="preserve">Winter Backordered</w:t>
-            </w:r>
-          </w:p>
-        </w:tc>
-        <w:tc>
-          <w:tcPr>
-            <w:tcW w:type="dxa" w:w="2600"/>
-            <w:shd w:fill="1F3864" w:val="clear"/>
+              <w:t>Winter Backordered</w:t>
+            </w:r>
+          </w:p>
+        </w:tc>
+        <w:tc>
+          <w:tcPr>
+            <w:tcW w:w="2600" w:type="dxa"/>
+            <w:shd w:val="clear" w:color="auto" w:fill="1F3864"/>
           </w:tcPr>
           <w:p>
             <w:r>
@@ -182,17 +289,15 @@
                 <w:b/>
                 <w:bCs/>
                 <w:color w:val="FFFFFF"/>
-                <w:sz w:val="20"/>
-                <w:szCs w:val="20"/>
               </w:rPr>
-              <w:t xml:space="preserve">Winter Orders (Total)</w:t>
-            </w:r>
-          </w:p>
-        </w:tc>
-        <w:tc>
-          <w:tcPr>
-            <w:tcW w:type="dxa" w:w="2400"/>
-            <w:shd w:fill="1F3864" w:val="clear"/>
+              <w:t>Winter Orders (Total)</w:t>
+            </w:r>
+          </w:p>
+        </w:tc>
+        <w:tc>
+          <w:tcPr>
+            <w:tcW w:w="2400" w:type="dxa"/>
+            <w:shd w:val="clear" w:color="auto" w:fill="1F3864"/>
           </w:tcPr>
           <w:p>
             <w:r>
@@ -200,344 +305,268 @@
                 <w:b/>
                 <w:bCs/>
                 <w:color w:val="FFFFFF"/>
-                <w:sz w:val="20"/>
-                <w:szCs w:val="20"/>
               </w:rPr>
-              <w:t xml:space="preserve">Backorder Rate</w:t>
+              <w:t>Backorder Rate</w:t>
             </w:r>
           </w:p>
         </w:tc>
       </w:tr>
       <w:tr>
-        <w:tc>
-          <w:tcPr>
-            <w:tcW w:type="dxa" w:w="2400"/>
-          </w:tcPr>
-          <w:p>
-            <w:r>
-              <w:rPr>
-                <w:b w:val="false"/>
-                <w:bCs w:val="false"/>
-                <w:sz w:val="20"/>
-                <w:szCs w:val="20"/>
-              </w:rPr>
-              <w:t xml:space="preserve">AB</w:t>
-            </w:r>
-          </w:p>
-        </w:tc>
-        <w:tc>
-          <w:tcPr>
-            <w:tcW w:type="dxa" w:w="2600"/>
-          </w:tcPr>
-          <w:p>
-            <w:r>
-              <w:rPr>
-                <w:b w:val="false"/>
-                <w:bCs w:val="false"/>
-                <w:sz w:val="20"/>
-                <w:szCs w:val="20"/>
-              </w:rPr>
-              <w:t xml:space="preserve">11</w:t>
-            </w:r>
-          </w:p>
-        </w:tc>
-        <w:tc>
-          <w:tcPr>
-            <w:tcW w:type="dxa" w:w="2600"/>
-          </w:tcPr>
-          <w:p>
-            <w:r>
-              <w:rPr>
-                <w:b w:val="false"/>
-                <w:bCs w:val="false"/>
-                <w:sz w:val="20"/>
-                <w:szCs w:val="20"/>
-              </w:rPr>
-              <w:t xml:space="preserve">255</w:t>
-            </w:r>
-          </w:p>
-        </w:tc>
-        <w:tc>
-          <w:tcPr>
-            <w:tcW w:type="dxa" w:w="2400"/>
-          </w:tcPr>
-          <w:p>
-            <w:r>
-              <w:rPr>
-                <w:b w:val="false"/>
-                <w:bCs w:val="false"/>
-                <w:sz w:val="20"/>
-                <w:szCs w:val="20"/>
-              </w:rPr>
-              <w:t xml:space="preserve">4.3%</w:t>
+        <w:tblPrEx>
+          <w:tblCellMar>
+            <w:top w:w="0" w:type="dxa"/>
+            <w:bottom w:w="0" w:type="dxa"/>
+          </w:tblCellMar>
+        </w:tblPrEx>
+        <w:tc>
+          <w:tcPr>
+            <w:tcW w:w="2400" w:type="dxa"/>
+          </w:tcPr>
+          <w:p>
+            <w:r>
+              <w:t>AB</w:t>
+            </w:r>
+          </w:p>
+        </w:tc>
+        <w:tc>
+          <w:tcPr>
+            <w:tcW w:w="2600" w:type="dxa"/>
+          </w:tcPr>
+          <w:p>
+            <w:r>
+              <w:t>11</w:t>
+            </w:r>
+          </w:p>
+        </w:tc>
+        <w:tc>
+          <w:tcPr>
+            <w:tcW w:w="2600" w:type="dxa"/>
+          </w:tcPr>
+          <w:p>
+            <w:r>
+              <w:t>255</w:t>
+            </w:r>
+          </w:p>
+        </w:tc>
+        <w:tc>
+          <w:tcPr>
+            <w:tcW w:w="2400" w:type="dxa"/>
+          </w:tcPr>
+          <w:p>
+            <w:r>
+              <w:t>4.3%</w:t>
             </w:r>
           </w:p>
         </w:tc>
       </w:tr>
       <w:tr>
-        <w:tc>
-          <w:tcPr>
-            <w:tcW w:type="dxa" w:w="2400"/>
-          </w:tcPr>
-          <w:p>
-            <w:r>
-              <w:rPr>
-                <w:b w:val="false"/>
-                <w:bCs w:val="false"/>
-                <w:sz w:val="20"/>
-                <w:szCs w:val="20"/>
-              </w:rPr>
-              <w:t xml:space="preserve">BC</w:t>
-            </w:r>
-          </w:p>
-        </w:tc>
-        <w:tc>
-          <w:tcPr>
-            <w:tcW w:type="dxa" w:w="2600"/>
-          </w:tcPr>
-          <w:p>
-            <w:r>
-              <w:rPr>
-                <w:b w:val="false"/>
-                <w:bCs w:val="false"/>
-                <w:sz w:val="20"/>
-                <w:szCs w:val="20"/>
-              </w:rPr>
-              <w:t xml:space="preserve">22</w:t>
-            </w:r>
-          </w:p>
-        </w:tc>
-        <w:tc>
-          <w:tcPr>
-            <w:tcW w:type="dxa" w:w="2600"/>
-          </w:tcPr>
-          <w:p>
-            <w:r>
-              <w:rPr>
-                <w:b w:val="false"/>
-                <w:bCs w:val="false"/>
-                <w:sz w:val="20"/>
-                <w:szCs w:val="20"/>
-              </w:rPr>
-              <w:t xml:space="preserve">272</w:t>
-            </w:r>
-          </w:p>
-        </w:tc>
-        <w:tc>
-          <w:tcPr>
-            <w:tcW w:type="dxa" w:w="2400"/>
-          </w:tcPr>
-          <w:p>
-            <w:r>
-              <w:rPr>
-                <w:b w:val="false"/>
-                <w:bCs w:val="false"/>
-                <w:sz w:val="20"/>
-                <w:szCs w:val="20"/>
-              </w:rPr>
-              <w:t xml:space="preserve">8.1%</w:t>
+        <w:tblPrEx>
+          <w:tblCellMar>
+            <w:top w:w="0" w:type="dxa"/>
+            <w:bottom w:w="0" w:type="dxa"/>
+          </w:tblCellMar>
+        </w:tblPrEx>
+        <w:tc>
+          <w:tcPr>
+            <w:tcW w:w="2400" w:type="dxa"/>
+          </w:tcPr>
+          <w:p>
+            <w:r>
+              <w:t>BC</w:t>
+            </w:r>
+          </w:p>
+        </w:tc>
+        <w:tc>
+          <w:tcPr>
+            <w:tcW w:w="2600" w:type="dxa"/>
+          </w:tcPr>
+          <w:p>
+            <w:r>
+              <w:t>22</w:t>
+            </w:r>
+          </w:p>
+        </w:tc>
+        <w:tc>
+          <w:tcPr>
+            <w:tcW w:w="2600" w:type="dxa"/>
+          </w:tcPr>
+          <w:p>
+            <w:r>
+              <w:t>272</w:t>
+            </w:r>
+          </w:p>
+        </w:tc>
+        <w:tc>
+          <w:tcPr>
+            <w:tcW w:w="2400" w:type="dxa"/>
+          </w:tcPr>
+          <w:p>
+            <w:r>
+              <w:t>8.1%</w:t>
             </w:r>
           </w:p>
         </w:tc>
       </w:tr>
       <w:tr>
-        <w:tc>
-          <w:tcPr>
-            <w:tcW w:type="dxa" w:w="2400"/>
-          </w:tcPr>
-          <w:p>
-            <w:r>
-              <w:rPr>
-                <w:b w:val="false"/>
-                <w:bCs w:val="false"/>
-                <w:sz w:val="20"/>
-                <w:szCs w:val="20"/>
-              </w:rPr>
-              <w:t xml:space="preserve">NB</w:t>
-            </w:r>
-          </w:p>
-        </w:tc>
-        <w:tc>
-          <w:tcPr>
-            <w:tcW w:type="dxa" w:w="2600"/>
-          </w:tcPr>
-          <w:p>
-            <w:r>
-              <w:rPr>
-                <w:b w:val="false"/>
-                <w:bCs w:val="false"/>
-                <w:sz w:val="20"/>
-                <w:szCs w:val="20"/>
-              </w:rPr>
-              <w:t xml:space="preserve">13</w:t>
-            </w:r>
-          </w:p>
-        </w:tc>
-        <w:tc>
-          <w:tcPr>
-            <w:tcW w:type="dxa" w:w="2600"/>
-          </w:tcPr>
-          <w:p>
-            <w:r>
-              <w:rPr>
-                <w:b w:val="false"/>
-                <w:bCs w:val="false"/>
-                <w:sz w:val="20"/>
-                <w:szCs w:val="20"/>
-              </w:rPr>
-              <w:t xml:space="preserve">228</w:t>
-            </w:r>
-          </w:p>
-        </w:tc>
-        <w:tc>
-          <w:tcPr>
-            <w:tcW w:type="dxa" w:w="2400"/>
-          </w:tcPr>
-          <w:p>
-            <w:r>
-              <w:rPr>
-                <w:b w:val="false"/>
-                <w:bCs w:val="false"/>
-                <w:sz w:val="20"/>
-                <w:szCs w:val="20"/>
-              </w:rPr>
-              <w:t xml:space="preserve">5.7%</w:t>
+        <w:tblPrEx>
+          <w:tblCellMar>
+            <w:top w:w="0" w:type="dxa"/>
+            <w:bottom w:w="0" w:type="dxa"/>
+          </w:tblCellMar>
+        </w:tblPrEx>
+        <w:tc>
+          <w:tcPr>
+            <w:tcW w:w="2400" w:type="dxa"/>
+          </w:tcPr>
+          <w:p>
+            <w:r>
+              <w:t>NB</w:t>
+            </w:r>
+          </w:p>
+        </w:tc>
+        <w:tc>
+          <w:tcPr>
+            <w:tcW w:w="2600" w:type="dxa"/>
+          </w:tcPr>
+          <w:p>
+            <w:r>
+              <w:t>13</w:t>
+            </w:r>
+          </w:p>
+        </w:tc>
+        <w:tc>
+          <w:tcPr>
+            <w:tcW w:w="2600" w:type="dxa"/>
+          </w:tcPr>
+          <w:p>
+            <w:r>
+              <w:t>228</w:t>
+            </w:r>
+          </w:p>
+        </w:tc>
+        <w:tc>
+          <w:tcPr>
+            <w:tcW w:w="2400" w:type="dxa"/>
+          </w:tcPr>
+          <w:p>
+            <w:r>
+              <w:t>5.7%</w:t>
             </w:r>
           </w:p>
         </w:tc>
       </w:tr>
       <w:tr>
-        <w:tc>
-          <w:tcPr>
-            <w:tcW w:type="dxa" w:w="2400"/>
-          </w:tcPr>
-          <w:p>
-            <w:r>
-              <w:rPr>
-                <w:b w:val="false"/>
-                <w:bCs w:val="false"/>
-                <w:sz w:val="20"/>
-                <w:szCs w:val="20"/>
-              </w:rPr>
-              <w:t xml:space="preserve">ON</w:t>
-            </w:r>
-          </w:p>
-        </w:tc>
-        <w:tc>
-          <w:tcPr>
-            <w:tcW w:type="dxa" w:w="2600"/>
-          </w:tcPr>
-          <w:p>
-            <w:r>
-              <w:rPr>
-                <w:b w:val="false"/>
-                <w:bCs w:val="false"/>
-                <w:sz w:val="20"/>
-                <w:szCs w:val="20"/>
-              </w:rPr>
-              <w:t xml:space="preserve">16</w:t>
-            </w:r>
-          </w:p>
-        </w:tc>
-        <w:tc>
-          <w:tcPr>
-            <w:tcW w:type="dxa" w:w="2600"/>
-          </w:tcPr>
-          <w:p>
-            <w:r>
-              <w:rPr>
-                <w:b w:val="false"/>
-                <w:bCs w:val="false"/>
-                <w:sz w:val="20"/>
-                <w:szCs w:val="20"/>
-              </w:rPr>
-              <w:t xml:space="preserve">258</w:t>
-            </w:r>
-          </w:p>
-        </w:tc>
-        <w:tc>
-          <w:tcPr>
-            <w:tcW w:type="dxa" w:w="2400"/>
-          </w:tcPr>
-          <w:p>
-            <w:r>
-              <w:rPr>
-                <w:b w:val="false"/>
-                <w:bCs w:val="false"/>
-                <w:sz w:val="20"/>
-                <w:szCs w:val="20"/>
-              </w:rPr>
-              <w:t xml:space="preserve">6.2%</w:t>
+        <w:tblPrEx>
+          <w:tblCellMar>
+            <w:top w:w="0" w:type="dxa"/>
+            <w:bottom w:w="0" w:type="dxa"/>
+          </w:tblCellMar>
+        </w:tblPrEx>
+        <w:tc>
+          <w:tcPr>
+            <w:tcW w:w="2400" w:type="dxa"/>
+          </w:tcPr>
+          <w:p>
+            <w:r>
+              <w:t>ON</w:t>
+            </w:r>
+          </w:p>
+        </w:tc>
+        <w:tc>
+          <w:tcPr>
+            <w:tcW w:w="2600" w:type="dxa"/>
+          </w:tcPr>
+          <w:p>
+            <w:r>
+              <w:t>16</w:t>
+            </w:r>
+          </w:p>
+        </w:tc>
+        <w:tc>
+          <w:tcPr>
+            <w:tcW w:w="2600" w:type="dxa"/>
+          </w:tcPr>
+          <w:p>
+            <w:r>
+              <w:t>258</w:t>
+            </w:r>
+          </w:p>
+        </w:tc>
+        <w:tc>
+          <w:tcPr>
+            <w:tcW w:w="2400" w:type="dxa"/>
+          </w:tcPr>
+          <w:p>
+            <w:r>
+              <w:t>6.2%</w:t>
             </w:r>
           </w:p>
         </w:tc>
       </w:tr>
       <w:tr>
-        <w:tc>
-          <w:tcPr>
-            <w:tcW w:type="dxa" w:w="2400"/>
-            <w:shd w:fill="FCE4D6" w:val="clear"/>
+        <w:tblPrEx>
+          <w:tblCellMar>
+            <w:top w:w="0" w:type="dxa"/>
+            <w:bottom w:w="0" w:type="dxa"/>
+          </w:tblCellMar>
+        </w:tblPrEx>
+        <w:tc>
+          <w:tcPr>
+            <w:tcW w:w="2400" w:type="dxa"/>
+            <w:shd w:val="clear" w:color="auto" w:fill="FCE4D6"/>
           </w:tcPr>
           <w:p>
             <w:r>
               <w:rPr>
                 <w:b/>
                 <w:bCs/>
-                <w:sz w:val="20"/>
-                <w:szCs w:val="20"/>
               </w:rPr>
-              <w:t xml:space="preserve">QC</w:t>
-            </w:r>
-          </w:p>
-        </w:tc>
-        <w:tc>
-          <w:tcPr>
-            <w:tcW w:type="dxa" w:w="2600"/>
-            <w:shd w:fill="FCE4D6" w:val="clear"/>
+              <w:t>QC</w:t>
+            </w:r>
+          </w:p>
+        </w:tc>
+        <w:tc>
+          <w:tcPr>
+            <w:tcW w:w="2600" w:type="dxa"/>
+            <w:shd w:val="clear" w:color="auto" w:fill="FCE4D6"/>
           </w:tcPr>
           <w:p>
             <w:r>
               <w:rPr>
                 <w:b/>
                 <w:bCs/>
-                <w:sz w:val="20"/>
-                <w:szCs w:val="20"/>
               </w:rPr>
-              <w:t xml:space="preserve">70</w:t>
-            </w:r>
-          </w:p>
-        </w:tc>
-        <w:tc>
-          <w:tcPr>
-            <w:tcW w:type="dxa" w:w="2600"/>
-            <w:shd w:fill="FCE4D6" w:val="clear"/>
+              <w:t>70</w:t>
+            </w:r>
+          </w:p>
+        </w:tc>
+        <w:tc>
+          <w:tcPr>
+            <w:tcW w:w="2600" w:type="dxa"/>
+            <w:shd w:val="clear" w:color="auto" w:fill="FCE4D6"/>
           </w:tcPr>
           <w:p>
             <w:r>
               <w:rPr>
                 <w:b/>
                 <w:bCs/>
-                <w:sz w:val="20"/>
-                <w:szCs w:val="20"/>
               </w:rPr>
-              <w:t xml:space="preserve">242</w:t>
-            </w:r>
-          </w:p>
-        </w:tc>
-        <w:tc>
-          <w:tcPr>
-            <w:tcW w:type="dxa" w:w="2400"/>
-            <w:shd w:fill="FCE4D6" w:val="clear"/>
+              <w:t>242</w:t>
+            </w:r>
+          </w:p>
+        </w:tc>
+        <w:tc>
+          <w:tcPr>
+            <w:tcW w:w="2400" w:type="dxa"/>
+            <w:shd w:val="clear" w:color="auto" w:fill="FCE4D6"/>
           </w:tcPr>
           <w:p>
             <w:r>
               <w:rPr>
                 <w:b/>
                 <w:bCs/>
-                <w:sz w:val="20"/>
-                <w:szCs w:val="20"/>
               </w:rPr>
-              <w:t xml:space="preserve">29.0%</w:t>
+              <w:t>29.0%</w:t>
             </w:r>
           </w:p>
         </w:tc>
@@ -553,16 +582,16 @@
         <w:spacing w:after="160"/>
       </w:pPr>
       <w:r>
-        <w:t xml:space="preserve">Quebec's winter tire order volume is in line with other regions (~240–270 orders/year each), which rules out order volume as an explanation. The gap is specific to fulfillment, not demand.</w:t>
+        <w:t>Quebec's winter tire order volume is in line with other regions (~240–270 orders/year each), which rules out order volume as an explanation. The gap is specific to fulfillment, not demand.</w:t>
       </w:r>
     </w:p>
     <w:p>
       <w:pPr>
         <w:pStyle w:val="Heading1"/>
-        <w:spacing w:after="150" w:before="300"/>
-      </w:pPr>
-      <w:r>
-        <w:t xml:space="preserve">3. How Bad, and Where</w:t>
+        <w:spacing w:before="300" w:after="150"/>
+      </w:pPr>
+      <w:r>
+        <w:t>3. How Bad, and Where</w:t>
       </w:r>
     </w:p>
     <w:p>
@@ -571,11 +600,14 @@
         <w:jc w:val="center"/>
       </w:pPr>
       <w:r>
+        <w:rPr>
+          <w:noProof/>
+        </w:rPr>
         <w:drawing>
-          <wp:inline distT="0" distB="0" distL="0" distR="0">
+          <wp:inline distT="0" distB="0" distL="0" distR="0" wp14:anchorId="67B3BAAF" wp14:editId="750DC0D6">
             <wp:extent cx="5524500" cy="2400300"/>
-            <wp:effectExtent t="0" r="0" b="0" l="0"/>
-            <wp:docPr id="1" name="" descr="" title=""/>
+            <wp:effectExtent l="0" t="0" r="0" b="0"/>
+            <wp:docPr id="1" name="Picture 1"/>
             <wp:cNvGraphicFramePr>
               <a:graphicFrameLocks xmlns:a="http://schemas.openxmlformats.org/drawingml/2006/main" noChangeAspect="1"/>
             </wp:cNvGraphicFramePr>
@@ -583,13 +615,13 @@
               <a:graphicData uri="http://schemas.openxmlformats.org/drawingml/2006/picture">
                 <pic:pic xmlns:pic="http://schemas.openxmlformats.org/drawingml/2006/picture">
                   <pic:nvPicPr>
-                    <pic:cNvPr id="0" name="" descr=""/>
+                    <pic:cNvPr id="0" name=""/>
                     <pic:cNvPicPr>
                       <a:picLocks noChangeAspect="1" noChangeArrowheads="1"/>
                     </pic:cNvPicPr>
                   </pic:nvPicPr>
                   <pic:blipFill>
-                    <a:blip r:embed="rId7" cstate="none"/>
+                    <a:blip r:embed="rId6"/>
                     <a:srcRect/>
                     <a:stretch>
                       <a:fillRect/>
@@ -624,7 +656,29 @@
           <w:sz w:val="18"/>
           <w:szCs w:val="18"/>
         </w:rPr>
-        <w:t xml:space="preserve">Figure 1. Winter tire backordered and cancelled orders by province, 2024 vs. 2025. Quebec is the clear outlier in both years.</w:t>
+        <w:t xml:space="preserve">Figure 1. Winter tire backordered and cancelled orders by province, 2024 vs. 2025. Quebec is the </w:t>
+      </w:r>
+      <w:proofErr w:type="gramStart"/>
+      <w:r>
+        <w:rPr>
+          <w:i/>
+          <w:iCs/>
+          <w:color w:val="555555"/>
+          <w:sz w:val="18"/>
+          <w:szCs w:val="18"/>
+        </w:rPr>
+        <w:t>clear</w:t>
+      </w:r>
+      <w:proofErr w:type="gramEnd"/>
+      <w:r>
+        <w:rPr>
+          <w:i/>
+          <w:iCs/>
+          <w:color w:val="555555"/>
+          <w:sz w:val="18"/>
+          <w:szCs w:val="18"/>
+        </w:rPr>
+        <w:t xml:space="preserve"> outlier in both years.</w:t>
       </w:r>
     </w:p>
     <w:p>
@@ -632,16 +686,16 @@
         <w:spacing w:after="160"/>
       </w:pPr>
       <w:r>
-        <w:t xml:space="preserve">The pattern is consistent across both 2024 and 2025, indicating a structural issue rather than a one-time disruption.</w:t>
+        <w:t>The pattern is consistent across both 2024 and 2025, indicating a structural issue rather than a one-time disruption.</w:t>
       </w:r>
     </w:p>
     <w:p>
       <w:pPr>
         <w:pStyle w:val="Heading1"/>
-        <w:spacing w:after="150" w:before="300"/>
-      </w:pPr>
-      <w:r>
-        <w:t xml:space="preserve">4. Quantified Impact</w:t>
+        <w:spacing w:before="300" w:after="150"/>
+      </w:pPr>
+      <w:r>
+        <w:t>4. Quantified Impact</w:t>
       </w:r>
     </w:p>
     <w:p>
@@ -649,20 +703,30 @@
         <w:spacing w:after="160"/>
       </w:pPr>
       <w:r>
-        <w:t xml:space="preserve">To move beyond order counts, unfulfilled quantity was priced out using each line item's unit price. Restricting to Quebec winter tire orders in the September–November window, the period both reps and the inventory data point to as the core problem:</w:t>
-      </w:r>
+        <w:t>To move beyond order counts, unfulfilled quantity was priced out using each line item's unit price. Restricting to Quebec winter tire orders in the September–November window, the period both reps and the inventory data point to as the core problem:</w:t>
+      </w:r>
+    </w:p>
+    <w:p>
+      <w:pPr>
+        <w:spacing w:after="160"/>
+      </w:pPr>
     </w:p>
     <w:tbl>
       <w:tblPr>
-        <w:tblW w:type="dxa" w:w="10000"/>
+        <w:tblW w:w="10000" w:type="dxa"/>
         <w:tblBorders>
-          <w:top w:val="single" w:color="auto" w:sz="4"/>
-          <w:left w:val="single" w:color="auto" w:sz="4"/>
-          <w:bottom w:val="single" w:color="auto" w:sz="4"/>
-          <w:right w:val="single" w:color="auto" w:sz="4"/>
-          <w:insideH w:val="single" w:color="auto" w:sz="4"/>
-          <w:insideV w:val="single" w:color="auto" w:sz="4"/>
+          <w:top w:val="single" w:sz="4" w:space="0" w:color="auto"/>
+          <w:left w:val="single" w:sz="4" w:space="0" w:color="auto"/>
+          <w:bottom w:val="single" w:sz="4" w:space="0" w:color="auto"/>
+          <w:right w:val="single" w:sz="4" w:space="0" w:color="auto"/>
+          <w:insideH w:val="single" w:sz="4" w:space="0" w:color="auto"/>
+          <w:insideV w:val="single" w:sz="4" w:space="0" w:color="auto"/>
         </w:tblBorders>
+        <w:tblCellMar>
+          <w:left w:w="10" w:type="dxa"/>
+          <w:right w:w="10" w:type="dxa"/>
+        </w:tblCellMar>
+        <w:tblLook w:val="04A0" w:firstRow="1" w:lastRow="0" w:firstColumn="1" w:lastColumn="0" w:noHBand="0" w:noVBand="1"/>
       </w:tblPr>
       <w:tblGrid>
         <w:gridCol w:w="2600"/>
@@ -671,10 +735,16 @@
         <w:gridCol w:w="3000"/>
       </w:tblGrid>
       <w:tr>
-        <w:tc>
-          <w:tcPr>
-            <w:tcW w:type="dxa" w:w="2600"/>
-            <w:shd w:fill="1F3864" w:val="clear"/>
+        <w:tblPrEx>
+          <w:tblCellMar>
+            <w:top w:w="0" w:type="dxa"/>
+            <w:bottom w:w="0" w:type="dxa"/>
+          </w:tblCellMar>
+        </w:tblPrEx>
+        <w:tc>
+          <w:tcPr>
+            <w:tcW w:w="2600" w:type="dxa"/>
+            <w:shd w:val="clear" w:color="auto" w:fill="1F3864"/>
           </w:tcPr>
           <w:p>
             <w:r>
@@ -682,17 +752,15 @@
                 <w:b/>
                 <w:bCs/>
                 <w:color w:val="FFFFFF"/>
-                <w:sz w:val="20"/>
-                <w:szCs w:val="20"/>
               </w:rPr>
-              <w:t xml:space="preserve">At-Risk Revenue</w:t>
-            </w:r>
-          </w:p>
-        </w:tc>
-        <w:tc>
-          <w:tcPr>
-            <w:tcW w:type="dxa" w:w="2200"/>
-            <w:shd w:fill="1F3864" w:val="clear"/>
+              <w:t>At-Risk Revenue</w:t>
+            </w:r>
+          </w:p>
+        </w:tc>
+        <w:tc>
+          <w:tcPr>
+            <w:tcW w:w="2200" w:type="dxa"/>
+            <w:shd w:val="clear" w:color="auto" w:fill="1F3864"/>
           </w:tcPr>
           <w:p>
             <w:r>
@@ -700,17 +768,15 @@
                 <w:b/>
                 <w:bCs/>
                 <w:color w:val="FFFFFF"/>
-                <w:sz w:val="20"/>
-                <w:szCs w:val="20"/>
               </w:rPr>
-              <w:t xml:space="preserve">Units Short</w:t>
-            </w:r>
-          </w:p>
-        </w:tc>
-        <w:tc>
-          <w:tcPr>
-            <w:tcW w:type="dxa" w:w="2200"/>
-            <w:shd w:fill="1F3864" w:val="clear"/>
+              <w:t>Units Short</w:t>
+            </w:r>
+          </w:p>
+        </w:tc>
+        <w:tc>
+          <w:tcPr>
+            <w:tcW w:w="2200" w:type="dxa"/>
+            <w:shd w:val="clear" w:color="auto" w:fill="1F3864"/>
           </w:tcPr>
           <w:p>
             <w:r>
@@ -718,17 +784,15 @@
                 <w:b/>
                 <w:bCs/>
                 <w:color w:val="FFFFFF"/>
-                <w:sz w:val="20"/>
-                <w:szCs w:val="20"/>
               </w:rPr>
-              <w:t xml:space="preserve">Affected Orders</w:t>
-            </w:r>
-          </w:p>
-        </w:tc>
-        <w:tc>
-          <w:tcPr>
-            <w:tcW w:type="dxa" w:w="3000"/>
-            <w:shd w:fill="1F3864" w:val="clear"/>
+              <w:t>Affected Orders</w:t>
+            </w:r>
+          </w:p>
+        </w:tc>
+        <w:tc>
+          <w:tcPr>
+            <w:tcW w:w="3000" w:type="dxa"/>
+            <w:shd w:val="clear" w:color="auto" w:fill="1F3864"/>
           </w:tcPr>
           <w:p>
             <w:r>
@@ -736,80 +800,76 @@
                 <w:b/>
                 <w:bCs/>
                 <w:color w:val="FFFFFF"/>
-                <w:sz w:val="20"/>
-                <w:szCs w:val="20"/>
               </w:rPr>
-              <w:t xml:space="preserve">Window</w:t>
+              <w:t>Window</w:t>
             </w:r>
           </w:p>
         </w:tc>
       </w:tr>
       <w:tr>
-        <w:tc>
-          <w:tcPr>
-            <w:tcW w:type="dxa" w:w="2600"/>
-            <w:shd w:fill="FCE4D6" w:val="clear"/>
+        <w:tblPrEx>
+          <w:tblCellMar>
+            <w:top w:w="0" w:type="dxa"/>
+            <w:bottom w:w="0" w:type="dxa"/>
+          </w:tblCellMar>
+        </w:tblPrEx>
+        <w:tc>
+          <w:tcPr>
+            <w:tcW w:w="2600" w:type="dxa"/>
+            <w:shd w:val="clear" w:color="auto" w:fill="FCE4D6"/>
           </w:tcPr>
           <w:p>
             <w:r>
               <w:rPr>
                 <w:b/>
                 <w:bCs/>
-                <w:sz w:val="20"/>
-                <w:szCs w:val="20"/>
               </w:rPr>
-              <w:t xml:space="preserve">$124,168.80</w:t>
-            </w:r>
-          </w:p>
-        </w:tc>
-        <w:tc>
-          <w:tcPr>
-            <w:tcW w:type="dxa" w:w="2200"/>
-            <w:shd w:fill="FCE4D6" w:val="clear"/>
+              <w:t>$124,168.80</w:t>
+            </w:r>
+          </w:p>
+        </w:tc>
+        <w:tc>
+          <w:tcPr>
+            <w:tcW w:w="2200" w:type="dxa"/>
+            <w:shd w:val="clear" w:color="auto" w:fill="FCE4D6"/>
           </w:tcPr>
           <w:p>
             <w:r>
               <w:rPr>
                 <w:b/>
                 <w:bCs/>
-                <w:sz w:val="20"/>
-                <w:szCs w:val="20"/>
               </w:rPr>
-              <w:t xml:space="preserve">738</w:t>
-            </w:r>
-          </w:p>
-        </w:tc>
-        <w:tc>
-          <w:tcPr>
-            <w:tcW w:type="dxa" w:w="2200"/>
-            <w:shd w:fill="FCE4D6" w:val="clear"/>
+              <w:t>738</w:t>
+            </w:r>
+          </w:p>
+        </w:tc>
+        <w:tc>
+          <w:tcPr>
+            <w:tcW w:w="2200" w:type="dxa"/>
+            <w:shd w:val="clear" w:color="auto" w:fill="FCE4D6"/>
           </w:tcPr>
           <w:p>
             <w:r>
               <w:rPr>
                 <w:b/>
                 <w:bCs/>
-                <w:sz w:val="20"/>
-                <w:szCs w:val="20"/>
               </w:rPr>
-              <w:t xml:space="preserve">87</w:t>
-            </w:r>
-          </w:p>
-        </w:tc>
-        <w:tc>
-          <w:tcPr>
-            <w:tcW w:type="dxa" w:w="3000"/>
-            <w:shd w:fill="FCE4D6" w:val="clear"/>
+              <w:t>87</w:t>
+            </w:r>
+          </w:p>
+        </w:tc>
+        <w:tc>
+          <w:tcPr>
+            <w:tcW w:w="3000" w:type="dxa"/>
+            <w:shd w:val="clear" w:color="auto" w:fill="FCE4D6"/>
           </w:tcPr>
           <w:p>
             <w:r>
               <w:rPr>
                 <w:b/>
                 <w:bCs/>
-                <w:sz w:val="20"/>
-                <w:szCs w:val="20"/>
               </w:rPr>
-              <w:t xml:space="preserve">Sep–Nov, QC winter tires</w:t>
+              <w:t>Sep–Nov, QC winter tires</w:t>
             </w:r>
           </w:p>
         </w:tc>
@@ -826,11 +886,15 @@
         <w:jc w:val="center"/>
       </w:pPr>
       <w:r>
+        <w:rPr>
+          <w:noProof/>
+        </w:rPr>
+        <w:lastRenderedPageBreak/>
         <w:drawing>
-          <wp:inline distT="0" distB="0" distL="0" distR="0">
+          <wp:inline distT="0" distB="0" distL="0" distR="0" wp14:anchorId="2BABB5D9" wp14:editId="756C1315">
             <wp:extent cx="5334000" cy="2771775"/>
-            <wp:effectExtent t="0" r="0" b="0" l="0"/>
-            <wp:docPr id="1" name="" descr="" title=""/>
+            <wp:effectExtent l="0" t="0" r="0" b="0"/>
+            <wp:docPr id="1755303137" name="Picture 1755303137"/>
             <wp:cNvGraphicFramePr>
               <a:graphicFrameLocks xmlns:a="http://schemas.openxmlformats.org/drawingml/2006/main" noChangeAspect="1"/>
             </wp:cNvGraphicFramePr>
@@ -838,13 +902,13 @@
               <a:graphicData uri="http://schemas.openxmlformats.org/drawingml/2006/picture">
                 <pic:pic xmlns:pic="http://schemas.openxmlformats.org/drawingml/2006/picture">
                   <pic:nvPicPr>
-                    <pic:cNvPr id="0" name="" descr=""/>
+                    <pic:cNvPr id="0" name=""/>
                     <pic:cNvPicPr>
                       <a:picLocks noChangeAspect="1" noChangeArrowheads="1"/>
                     </pic:cNvPicPr>
                   </pic:nvPicPr>
                   <pic:blipFill>
-                    <a:blip r:embed="rId8" cstate="none"/>
+                    <a:blip r:embed="rId7"/>
                     <a:srcRect/>
                     <a:stretch>
                       <a:fillRect/>
@@ -879,7 +943,7 @@
           <w:sz w:val="18"/>
           <w:szCs w:val="18"/>
         </w:rPr>
-        <w:t xml:space="preserve">Figure 2. At-risk revenue by month, Quebec winter tires, Jan 2024–Dec 2025. The pattern repeats in both years and is concentrated almost entirely in September–November.</w:t>
+        <w:t>Figure 2. At-risk revenue by month, Quebec winter tires, Jan 2024–Dec 2025. The pattern repeats in both years and is concentrated almost entirely in September–November.</w:t>
       </w:r>
     </w:p>
     <w:p>
@@ -887,16 +951,24 @@
         <w:spacing w:after="160"/>
       </w:pPr>
       <w:r>
-        <w:t xml:space="preserve">August and December together account for under 4% of the two-year total and were excluded from the headline figure to keep it scoped to the window both the complaint and the inventory data implicate. This $124,169 figure is a floor, not a ceiling: it only captures orders that were placed and partially unfulfilled. It does not capture demand that never became an order because a customer went straight to a competitor — the scenario reps originally described.</w:t>
+        <w:t>August and December together account for under 4% of the two-year total and were excluded from the headline figure to keep it scoped to the window both the complaint and the inventory data implicate. This $124,169 figure is a floor, not a ceiling: it only captures orders that were placed and partially unfulfilled. It does not capture demand that never became an order because a customer went straight to a competitor — the scenario reps originally described.</w:t>
       </w:r>
     </w:p>
     <w:p>
       <w:pPr>
         <w:pStyle w:val="Heading1"/>
-        <w:spacing w:after="150" w:before="300"/>
-      </w:pPr>
-      <w:r>
-        <w:t xml:space="preserve">5. Root Cause: Inventory Timing at the Montreal DC</w:t>
+        <w:spacing w:before="300" w:after="150"/>
+      </w:pPr>
+      <w:r>
+        <w:t xml:space="preserve">5. Root Cause: Inventory Timing at </w:t>
+      </w:r>
+      <w:proofErr w:type="gramStart"/>
+      <w:r>
+        <w:t>the Montreal</w:t>
+      </w:r>
+      <w:proofErr w:type="gramEnd"/>
+      <w:r>
+        <w:t xml:space="preserve"> DC</w:t>
       </w:r>
     </w:p>
     <w:p>
@@ -904,7 +976,15 @@
         <w:spacing w:after="160"/>
       </w:pPr>
       <w:r>
-        <w:t xml:space="preserve">Comparing monthly winter tire inventory on hand across all five distribution centres isolates the mechanism:</w:t>
+        <w:t xml:space="preserve">Comparing monthly winter tire inventory on hand across all five distribution </w:t>
+      </w:r>
+      <w:proofErr w:type="spellStart"/>
+      <w:r>
+        <w:t>centres</w:t>
+      </w:r>
+      <w:proofErr w:type="spellEnd"/>
+      <w:r>
+        <w:t xml:space="preserve"> isolates the mechanism:</w:t>
       </w:r>
     </w:p>
     <w:p>
@@ -913,11 +993,15 @@
         <w:jc w:val="center"/>
       </w:pPr>
       <w:r>
+        <w:rPr>
+          <w:noProof/>
+        </w:rPr>
+        <w:lastRenderedPageBreak/>
         <w:drawing>
-          <wp:inline distT="0" distB="0" distL="0" distR="0">
+          <wp:inline distT="0" distB="0" distL="0" distR="0" wp14:anchorId="4E24F0E2" wp14:editId="7A39E970">
             <wp:extent cx="4381500" cy="4791075"/>
-            <wp:effectExtent t="0" r="0" b="0" l="0"/>
-            <wp:docPr id="1" name="" descr="" title=""/>
+            <wp:effectExtent l="0" t="0" r="0" b="0"/>
+            <wp:docPr id="95228620" name="Picture 95228620"/>
             <wp:cNvGraphicFramePr>
               <a:graphicFrameLocks xmlns:a="http://schemas.openxmlformats.org/drawingml/2006/main" noChangeAspect="1"/>
             </wp:cNvGraphicFramePr>
@@ -925,13 +1009,13 @@
               <a:graphicData uri="http://schemas.openxmlformats.org/drawingml/2006/picture">
                 <pic:pic xmlns:pic="http://schemas.openxmlformats.org/drawingml/2006/picture">
                   <pic:nvPicPr>
-                    <pic:cNvPr id="0" name="" descr=""/>
+                    <pic:cNvPr id="0" name=""/>
                     <pic:cNvPicPr>
                       <a:picLocks noChangeAspect="1" noChangeArrowheads="1"/>
                     </pic:cNvPicPr>
                   </pic:nvPicPr>
                   <pic:blipFill>
-                    <a:blip r:embed="rId9" cstate="none"/>
+                    <a:blip r:embed="rId8"/>
                     <a:srcRect/>
                     <a:stretch>
                       <a:fillRect/>
@@ -966,7 +1050,7 @@
           <w:sz w:val="18"/>
           <w:szCs w:val="18"/>
         </w:rPr>
-        <w:t xml:space="preserve">Figure 3. Winter tire inventory on hand by province, monthly. Alberta, BC, New Brunswick, and Ontario fluctuate mildly year-round. Quebec is the only region that collapses to roughly 1,200–1,300 units for four consecutive months, both years.</w:t>
+        <w:t>Figure 3. Winter tire inventory on hand by province, monthly. Alberta, BC, New Brunswick, and Ontario fluctuate mildly year-round. Quebec is the only region that collapses to roughly 1,200–1,300 units for four consecutive months, both years.</w:t>
       </w:r>
     </w:p>
     <w:p>
@@ -974,16 +1058,24 @@
         <w:spacing w:after="160"/>
       </w:pPr>
       <w:r>
-        <w:t xml:space="preserve">Montreal's winter tire stock falls sharply every August and does not recover until December — after the peak buying window has already passed. Every other distribution centre maintains substantially higher stock (6,000–8,500 units) through their own equivalent season. This timing mismatch between low inventory and peak demand is the direct driver of Quebec's elevated backorder rate.</w:t>
+        <w:t xml:space="preserve">Montreal's winter tire stock falls sharply every August and does not recover until December — after the peak buying window has already passed. Every other distribution </w:t>
+      </w:r>
+      <w:proofErr w:type="spellStart"/>
+      <w:r>
+        <w:t>centre</w:t>
+      </w:r>
+      <w:proofErr w:type="spellEnd"/>
+      <w:r>
+        <w:t xml:space="preserve"> maintains substantially higher stock (6,000–8,500 units) through their own equivalent season. This timing mismatch between low inventory and peak demand is the direct driver of Quebec's elevated backorder rate.</w:t>
       </w:r>
     </w:p>
     <w:p>
       <w:pPr>
         <w:pStyle w:val="Heading1"/>
-        <w:spacing w:after="150" w:before="300"/>
-      </w:pPr>
-      <w:r>
-        <w:t xml:space="preserve">6. Recommendations</w:t>
+        <w:spacing w:before="300" w:after="150"/>
+      </w:pPr>
+      <w:r>
+        <w:t>6. Recommendations</w:t>
       </w:r>
     </w:p>
     <w:p>
@@ -996,7 +1088,7 @@
         <w:spacing w:after="80"/>
       </w:pPr>
       <w:r>
-        <w:t xml:space="preserve">Shift Montreal's winter tire replenishment schedule earlier, targeting stock builds in June–July so inventory is at peak levels before the September demand ramp, matching the pattern already used successfully at the other four DCs.</w:t>
+        <w:t>Shift Montreal's winter tire replenishment schedule earlier, targeting stock builds in June–July so inventory is at peak levels before the September demand ramp, matching the pattern already used successfully at the other four DCs.</w:t>
       </w:r>
     </w:p>
     <w:p>
@@ -1009,7 +1101,7 @@
         <w:spacing w:after="80"/>
       </w:pPr>
       <w:r>
-        <w:t xml:space="preserve">Set a Montreal-specific, season-aware reorder point for winter tire SKUs rather than a flat year-round threshold, given how sharply demand concentrates in Q3–Q4.</w:t>
+        <w:t>Set a Montreal-specific, season-aware reorder point for winter tire SKUs rather than a flat year-round threshold, given how sharply demand concentrates in Q3–Q4.</w:t>
       </w:r>
     </w:p>
     <w:p>
@@ -1022,7 +1114,7 @@
         <w:spacing w:after="80"/>
       </w:pPr>
       <w:r>
-        <w:t xml:space="preserve">Add a pre-season inventory check (e.g., August 1) as a standing checkpoint, flagging any winter tire SKU below target stock with enough lead time to reorder before the September–November rush.</w:t>
+        <w:t>Add a pre-season inventory check (e.g., August 1) as a standing checkpoint, flagging any winter tire SKU below target stock with enough lead time to reorder before the September–November rush.</w:t>
       </w:r>
     </w:p>
     <w:p>
@@ -1035,16 +1127,24 @@
         <w:spacing w:after="80"/>
       </w:pPr>
       <w:r>
-        <w:t xml:space="preserve">Track backorder rate and at-risk revenue by region and tire type as an ongoing metric, not just after complaints surface, so a recurrence would be caught before it affects customers.</w:t>
+        <w:t xml:space="preserve">Track </w:t>
+      </w:r>
+      <w:proofErr w:type="gramStart"/>
+      <w:r>
+        <w:t>backorder</w:t>
+      </w:r>
+      <w:proofErr w:type="gramEnd"/>
+      <w:r>
+        <w:t xml:space="preserve"> rate and at-risk revenue by region and tire type as an ongoing metric, not just after complaints surface, so a recurrence would be caught before it affects customers.</w:t>
       </w:r>
     </w:p>
     <w:p>
       <w:pPr>
         <w:pStyle w:val="Heading1"/>
-        <w:spacing w:after="150" w:before="300"/>
-      </w:pPr>
-      <w:r>
-        <w:t xml:space="preserve">7. Limitations &amp; Alternative Explanations</w:t>
+        <w:spacing w:before="300" w:after="150"/>
+      </w:pPr>
+      <w:r>
+        <w:t>7. Limitations &amp; Alternative Explanations</w:t>
       </w:r>
     </w:p>
     <w:p>
@@ -1056,7 +1156,7 @@
           <w:b/>
           <w:bCs/>
         </w:rPr>
-        <w:t xml:space="preserve">Other explanations considered, and why they were ruled out:</w:t>
+        <w:t>Other explanations considered, and why they were ruled out:</w:t>
       </w:r>
     </w:p>
     <w:p>
@@ -1069,7 +1169,8 @@
         <w:spacing w:after="80"/>
       </w:pPr>
       <w:r>
-        <w:t xml:space="preserve">Could Quebec simply have more orders overall, making the backorder count look worse by volume alone? No — Quebec's total order count is roughly in line with every other province, so this is not a volume effect.</w:t>
+        <w:lastRenderedPageBreak/>
+        <w:t>Could Quebec simply have more orders overall, making the backorder count look worse by volume alone? No — Quebec's total order count is roughly in line with every other province, so this is not a volume effect.</w:t>
       </w:r>
     </w:p>
     <w:p>
@@ -1082,7 +1183,7 @@
         <w:spacing w:after="80"/>
       </w:pPr>
       <w:r>
-        <w:t xml:space="preserve">Could this be normal seasonal inventory drawdown that happens everywhere, with Quebec just looking worse by coincidence? No — every region dips somewhat before its own busy season, but only Montreal's dip is severe enough to fall to critically low stock; the other four regions never approach that magnitude.</w:t>
+        <w:t>Could this be normal seasonal inventory drawdown that happens everywhere, with Quebec just looking worse by coincidence? No — every region dips somewhat before its own busy season, but only Montreal's dip is severe enough to fall to critically low stock; the other four regions never approach that magnitude.</w:t>
       </w:r>
     </w:p>
     <w:p>
@@ -1094,7 +1195,7 @@
           <w:b/>
           <w:bCs/>
         </w:rPr>
-        <w:t xml:space="preserve">What this data can show, and what it can't:</w:t>
+        <w:t>What this data can show, and what it can't:</w:t>
       </w:r>
     </w:p>
     <w:p>
@@ -1107,7 +1208,7 @@
         <w:spacing w:after="80"/>
       </w:pPr>
       <w:r>
-        <w:t xml:space="preserve">The data shows unfulfilled orders — customers who placed an order and did not receive it in full. It cannot show demand that never became an order because a customer went straight to a competitor, which was the original complaint. The $124,169 figure is therefore a floor, not the full picture.</w:t>
+        <w:t>The data shows unfulfilled orders — customers who placed an order and did not receive it in full. It cannot show demand that never became an order because a customer went straight to a competitor, which was the original complaint. The $124,169 figure is therefore a floor, not the full picture.</w:t>
       </w:r>
     </w:p>
     <w:p>
@@ -1120,7 +1221,7 @@
         <w:spacing w:after="80"/>
       </w:pPr>
       <w:r>
-        <w:t xml:space="preserve">The data shows where and when the shortfall happens (Montreal, August–November). It does not show why Montreal's replenishment schedule is lagging — that would require supply chain or procurement data (supplier lead times, forecasting method, budget allocation) not present in this dataset.</w:t>
+        <w:t>The data shows where and when the shortfall happens (Montreal, August–November). It does not show why Montreal's replenishment schedule is lagging — that would require supply chain or procurement data (supplier lead times, forecasting method, budget allocation) not present in this dataset.</w:t>
       </w:r>
     </w:p>
     <w:p>
@@ -1132,7 +1233,7 @@
           <w:b/>
           <w:bCs/>
         </w:rPr>
-        <w:t xml:space="preserve">Other boundaries on this analysis:</w:t>
+        <w:t>Other boundaries on this analysis:</w:t>
       </w:r>
     </w:p>
     <w:p>
@@ -1145,7 +1246,7 @@
         <w:spacing w:after="80"/>
       </w:pPr>
       <w:r>
-        <w:t xml:space="preserve">Two years of data (2024–2025) is enough to see the pattern repeat, but not enough to say whether it is worsening, improving, or has existed longer than that.</w:t>
+        <w:t>Two years of data (2024–2025) is enough to see the pattern repeat, but not enough to say whether it is worsening, improving, or has existed longer than that.</w:t>
       </w:r>
     </w:p>
     <w:p>
@@ -1158,7 +1259,7 @@
         <w:spacing w:after="80"/>
       </w:pPr>
       <w:r>
-        <w:t xml:space="preserve">Inventory is recorded weekly, not daily — a stockout that both starts and resolves within the same week would not be visible at this resolution.</w:t>
+        <w:t>Inventory is recorded weekly, not daily — a stockout that both starts and resolves within the same week would not be visible at this resolution.</w:t>
       </w:r>
     </w:p>
     <w:p>
@@ -1171,16 +1272,16 @@
         <w:spacing w:after="80"/>
       </w:pPr>
       <w:r>
-        <w:t xml:space="preserve">No cost data was available to weigh the recommendations against. This report identifies what the status quo is costing in lost fulfillment, but not what earlier replenishment would cost operationally.</w:t>
+        <w:t>No cost data was available to weigh the recommendations against. This report identifies what the status quo is costing in lost fulfillment, but not what earlier replenishment would cost operationally.</w:t>
       </w:r>
     </w:p>
     <w:p>
       <w:pPr>
         <w:pStyle w:val="Heading1"/>
-        <w:spacing w:after="150" w:before="300"/>
-      </w:pPr>
-      <w:r>
-        <w:t xml:space="preserve">8. Data &amp; Methodology</w:t>
+        <w:spacing w:before="300" w:after="150"/>
+      </w:pPr>
+      <w:r>
+        <w:t>8. Data &amp; Methodology</w:t>
       </w:r>
     </w:p>
     <w:p>
@@ -1188,102 +1289,26 @@
         <w:spacing w:after="160"/>
       </w:pPr>
       <w:r>
-        <w:t xml:space="preserve">Analysis covers order and inventory data from January 2024 through December 2025. Backorder rate is calculated as backordered winter tire orders divided by total winter tire orders per province. At-risk revenue is calculated as (quantity ordered − quantity fulfilled) × unit price, summed across affected line items. Inventory figures are drawn from weekly warehouse snapshots, aggregated to monthly totals. Full queries and analysis notebook available in the accompanying repository.</w:t>
+        <w:t>Analysis covers order and inventory data from January 2024 through December 2025. Backorder rate is calculated as backordered winter tire orders divided by total winter tire orders per province. At-risk revenue is calculated as (quantity ordered − quantity fulfilled) × unit price, summed across affected line items. Inventory figures are drawn from weekly warehouse snapshots, aggregated to monthly totals. Full queries and analysis notebook available in the accompanying repository.</w:t>
       </w:r>
     </w:p>
     <w:sectPr>
-      <w:pgSz w:w="12240" w:h="15840" w:orient="portrait"/>
+      <w:pgSz w:w="12240" w:h="15840"/>
       <w:pgMar w:top="1080" w:right="1080" w:bottom="1080" w:left="1080" w:header="708" w:footer="708" w:gutter="0"/>
-      <w:pgNumType/>
+      <w:cols w:space="720"/>
       <w:docGrid w:linePitch="360"/>
     </w:sectPr>
   </w:body>
 </w:document>
 </file>
 
-<file path=word/comments.xml><?xml version="1.0" encoding="utf-8"?>
-<w:comments xmlns:cx="http://schemas.microsoft.com/office/drawing/2014/chartex" xmlns:cx1="http://schemas.microsoft.com/office/drawing/2015/9/8/chartex" xmlns:cx2="http://schemas.microsoft.com/office/drawing/2015/10/21/chartex" xmlns:cx3="http://schemas.microsoft.com/office/drawing/2016/5/9/chartex" xmlns:cx4="http://schemas.microsoft.com/office/drawing/2016/5/10/chartex" xmlns:cx5="http://schemas.microsoft.com/office/drawing/2016/5/11/chartex" xmlns:cx6="http://schemas.microsoft.com/office/drawing/2016/5/12/chartex" xmlns:cx7="http://schemas.microsoft.com/office/drawing/2016/5/13/chartex" xmlns:cx8="http://schemas.microsoft.com/office/drawing/2016/5/14/chartex" xmlns:mc="http://schemas.openxmlformats.org/markup-compatibility/2006" xmlns:aink="http://schemas.microsoft.com/office/drawing/2016/ink" xmlns:am3d="http://schemas.microsoft.com/office/drawing/2017/model3d" xmlns:o="urn:schemas-microsoft-com:office:office" xmlns:r="http://schemas.openxmlformats.org/officeDocument/2006/relationships" xmlns:m="http://schemas.openxmlformats.org/officeDocument/2006/math" xmlns:v="urn:schemas-microsoft-com:vml" xmlns:wp14="http://schemas.microsoft.com/office/word/2010/wordprocessingDrawing" xmlns:wp="http://schemas.openxmlformats.org/drawingml/2006/wordprocessingDrawing" xmlns:w10="urn:schemas-microsoft-com:office:word" xmlns:w="http://schemas.openxmlformats.org/wordprocessingml/2006/main" xmlns:w14="http://schemas.microsoft.com/office/word/2010/wordml" xmlns:w15="http://schemas.microsoft.com/office/word/2012/wordml" xmlns:w16cex="http://schemas.microsoft.com/office/word/2018/wordml/cex" xmlns:w16cid="http://schemas.microsoft.com/office/word/2016/wordml/cid" xmlns:w16="http://schemas.microsoft.com/office/word/2018/wordml" xmlns:w16sdtdh="http://schemas.microsoft.com/office/word/2020/wordml/sdtdatahash" xmlns:w16se="http://schemas.microsoft.com/office/word/2015/wordml/symex" xmlns:wpg="http://schemas.microsoft.com/office/word/2010/wordprocessingGroup" xmlns:wpi="http://schemas.microsoft.com/office/word/2010/wordprocessingInk" xmlns:wne="http://schemas.microsoft.com/office/word/2006/wordml" xmlns:wps="http://schemas.microsoft.com/office/word/2010/wordprocessingShape"/>
-</file>
-
-<file path=word/endnotes.xml><?xml version="1.0" encoding="utf-8"?>
-<w:endnotes xmlns:wpc="http://schemas.microsoft.com/office/word/2010/wordprocessingCanvas" xmlns:mc="http://schemas.openxmlformats.org/markup-compatibility/2006" xmlns:o="urn:schemas-microsoft-com:office:office" xmlns:r="http://schemas.openxmlformats.org/officeDocument/2006/relationships" xmlns:m="http://schemas.openxmlformats.org/officeDocument/2006/math" xmlns:v="urn:schemas-microsoft-com:vml" xmlns:wp14="http://schemas.microsoft.com/office/word/2010/wordprocessingDrawing" xmlns:wp="http://schemas.openxmlformats.org/drawingml/2006/wordprocessingDrawing" xmlns:w10="urn:schemas-microsoft-com:office:word" xmlns:w="http://schemas.openxmlformats.org/wordprocessingml/2006/main" xmlns:w14="http://schemas.microsoft.com/office/word/2010/wordml" xmlns:w15="http://schemas.microsoft.com/office/word/2012/wordml" xmlns:wpg="http://schemas.microsoft.com/office/word/2010/wordprocessingGroup" xmlns:wpi="http://schemas.microsoft.com/office/word/2010/wordprocessingInk" xmlns:wne="http://schemas.microsoft.com/office/word/2006/wordml" xmlns:wps="http://schemas.microsoft.com/office/word/2010/wordprocessingShape" mc:Ignorable="w14 w15 wp14">
-  <w:endnote w:type="separator" w:id="-1">
-    <w:p>
-      <w:pPr>
-        <w:spacing w:after="0" w:line="240" w:lineRule="auto"/>
-      </w:pPr>
-      <w:r>
-        <w:rPr>
-          <w:rStyle w:val="EndnoteReference"/>
-        </w:rPr>
-        <w:endnoteRef/>
-      </w:r>
-      <w:r>
-        <w:separator/>
-      </w:r>
-    </w:p>
-  </w:endnote>
-  <w:endnote w:type="continuationSeparator" w:id="0">
-    <w:p>
-      <w:pPr>
-        <w:spacing w:after="0" w:line="240" w:lineRule="auto"/>
-      </w:pPr>
-      <w:r>
-        <w:rPr>
-          <w:rStyle w:val="EndnoteReference"/>
-        </w:rPr>
-        <w:endnoteRef/>
-      </w:r>
-      <w:r>
-        <w:continuationSeparator/>
-      </w:r>
-    </w:p>
-  </w:endnote>
-</w:endnotes>
-</file>
-
-<file path=word/footnotes.xml><?xml version="1.0" encoding="utf-8"?>
-<w:footnotes xmlns:wpc="http://schemas.microsoft.com/office/word/2010/wordprocessingCanvas" xmlns:mc="http://schemas.openxmlformats.org/markup-compatibility/2006" xmlns:o="urn:schemas-microsoft-com:office:office" xmlns:r="http://schemas.openxmlformats.org/officeDocument/2006/relationships" xmlns:m="http://schemas.openxmlformats.org/officeDocument/2006/math" xmlns:v="urn:schemas-microsoft-com:vml" xmlns:wp14="http://schemas.microsoft.com/office/word/2010/wordprocessingDrawing" xmlns:wp="http://schemas.openxmlformats.org/drawingml/2006/wordprocessingDrawing" xmlns:w10="urn:schemas-microsoft-com:office:word" xmlns:w="http://schemas.openxmlformats.org/wordprocessingml/2006/main" xmlns:w14="http://schemas.microsoft.com/office/word/2010/wordml" xmlns:w15="http://schemas.microsoft.com/office/word/2012/wordml" xmlns:wpg="http://schemas.microsoft.com/office/word/2010/wordprocessingGroup" xmlns:wpi="http://schemas.microsoft.com/office/word/2010/wordprocessingInk" xmlns:wne="http://schemas.microsoft.com/office/word/2006/wordml" xmlns:wps="http://schemas.microsoft.com/office/word/2010/wordprocessingShape" mc:Ignorable="w14 w15 wp14">
-  <w:footnote w:type="separator" w:id="-1">
-    <w:p>
-      <w:pPr>
-        <w:spacing w:after="0" w:line="240" w:lineRule="auto"/>
-      </w:pPr>
-      <w:r>
-        <w:rPr>
-          <w:rStyle w:val="FootnoteReference"/>
-        </w:rPr>
-        <w:footnoteRef/>
-      </w:r>
-      <w:r>
-        <w:separator/>
-      </w:r>
-    </w:p>
-  </w:footnote>
-  <w:footnote w:type="continuationSeparator" w:id="0">
-    <w:p>
-      <w:pPr>
-        <w:spacing w:after="0" w:line="240" w:lineRule="auto"/>
-      </w:pPr>
-      <w:r>
-        <w:rPr>
-          <w:rStyle w:val="FootnoteReference"/>
-        </w:rPr>
-        <w:footnoteRef/>
-      </w:r>
-      <w:r>
-        <w:continuationSeparator/>
-      </w:r>
-    </w:p>
-  </w:footnote>
-</w:footnotes>
-</file>
-
 <file path=word/numbering.xml><?xml version="1.0" encoding="utf-8"?>
-<w:numbering xmlns:wpc="http://schemas.microsoft.com/office/word/2010/wordprocessingCanvas" xmlns:mc="http://schemas.openxmlformats.org/markup-compatibility/2006" xmlns:o="urn:schemas-microsoft-com:office:office" xmlns:r="http://schemas.openxmlformats.org/officeDocument/2006/relationships" xmlns:m="http://schemas.openxmlformats.org/officeDocument/2006/math" xmlns:v="urn:schemas-microsoft-com:vml" xmlns:wp14="http://schemas.microsoft.com/office/word/2010/wordprocessingDrawing" xmlns:wp="http://schemas.openxmlformats.org/drawingml/2006/wordprocessingDrawing" xmlns:w10="urn:schemas-microsoft-com:office:word" xmlns:w="http://schemas.openxmlformats.org/wordprocessingml/2006/main" xmlns:w14="http://schemas.microsoft.com/office/word/2010/wordml" xmlns:w15="http://schemas.microsoft.com/office/word/2012/wordml" xmlns:wpg="http://schemas.microsoft.com/office/word/2010/wordprocessingGroup" xmlns:wpi="http://schemas.microsoft.com/office/word/2010/wordprocessingInk" xmlns:wne="http://schemas.microsoft.com/office/word/2006/wordml" xmlns:wps="http://schemas.microsoft.com/office/word/2010/wordprocessingShape" mc:Ignorable="w14 w15 wp14">
-  <w:abstractNum w:abstractNumId="1" w15:restartNumberingAfterBreak="0">
+<w:numbering xmlns:wpc="http://schemas.microsoft.com/office/word/2010/wordprocessingCanvas" xmlns:cx="http://schemas.microsoft.com/office/drawing/2014/chartex" xmlns:cx1="http://schemas.microsoft.com/office/drawing/2015/9/8/chartex" xmlns:cx2="http://schemas.microsoft.com/office/drawing/2015/10/21/chartex" xmlns:cx3="http://schemas.microsoft.com/office/drawing/2016/5/9/chartex" xmlns:cx4="http://schemas.microsoft.com/office/drawing/2016/5/10/chartex" xmlns:cx5="http://schemas.microsoft.com/office/drawing/2016/5/11/chartex" xmlns:cx6="http://schemas.microsoft.com/office/drawing/2016/5/12/chartex" xmlns:cx7="http://schemas.microsoft.com/office/drawing/2016/5/13/chartex" xmlns:cx8="http://schemas.microsoft.com/office/drawing/2016/5/14/chartex" xmlns:mc="http://schemas.openxmlformats.org/markup-compatibility/2006" xmlns:aink="http://schemas.microsoft.com/office/drawing/2016/ink" xmlns:am3d="http://schemas.microsoft.com/office/drawing/2017/model3d" xmlns:o="urn:schemas-microsoft-com:office:office" xmlns:oel="http://schemas.microsoft.com/office/2019/extlst" xmlns:r="http://schemas.openxmlformats.org/officeDocument/2006/relationships" xmlns:m="http://schemas.openxmlformats.org/officeDocument/2006/math" xmlns:v="urn:schemas-microsoft-com:vml" xmlns:wp14="http://schemas.microsoft.com/office/word/2010/wordprocessingDrawing" xmlns:wp="http://schemas.openxmlformats.org/drawingml/2006/wordprocessingDrawing" xmlns:w10="urn:schemas-microsoft-com:office:word" xmlns:w="http://schemas.openxmlformats.org/wordprocessingml/2006/main" xmlns:w14="http://schemas.microsoft.com/office/word/2010/wordml" xmlns:w15="http://schemas.microsoft.com/office/word/2012/wordml" xmlns:w16cei="http://schemas.microsoft.com/office/word/2026/wordml/cei" xmlns:w16cex="http://schemas.microsoft.com/office/word/2018/wordml/cex" xmlns:w16cid="http://schemas.microsoft.com/office/word/2016/wordml/cid" xmlns:w16="http://schemas.microsoft.com/office/word/2018/wordml" xmlns:w16du="http://schemas.microsoft.com/office/word/2023/wordml/word16du" xmlns:w16sdtdh="http://schemas.microsoft.com/office/word/2020/wordml/sdtdatahash" xmlns:w16sdtfl="http://schemas.microsoft.com/office/word/2024/wordml/sdtformatlock" xmlns:w16se="http://schemas.microsoft.com/office/word/2015/wordml/symex" xmlns:wpg="http://schemas.microsoft.com/office/word/2010/wordprocessingGroup" xmlns:wpi="http://schemas.microsoft.com/office/word/2010/wordprocessingInk" xmlns:wne="http://schemas.microsoft.com/office/word/2006/wordml" xmlns:wps="http://schemas.microsoft.com/office/word/2010/wordprocessingShape" mc:Ignorable="w14 w15 w16se w16cid w16 w16cex w16sdtdh w16sdtfl w16du wp14">
+  <w:abstractNum w:abstractNumId="0" w15:restartNumberingAfterBreak="0">
+    <w:nsid w:val="5E9E2FE8"/>
     <w:multiLevelType w:val="hybridMultilevel"/>
-    <w:lvl w:ilvl="0" w15:tentative="1">
+    <w:tmpl w:val="4F1A24D2"/>
+    <w:lvl w:ilvl="0" w:tplc="E3C6C7EC">
       <w:start w:val="1"/>
       <w:numFmt w:val="bullet"/>
       <w:lvlText w:val="●"/>
@@ -1292,7 +1317,7 @@
         <w:ind w:left="720" w:hanging="360"/>
       </w:pPr>
     </w:lvl>
-    <w:lvl w:ilvl="1" w15:tentative="1">
+    <w:lvl w:ilvl="1" w:tplc="43BC0B2A">
       <w:start w:val="1"/>
       <w:numFmt w:val="bullet"/>
       <w:lvlText w:val="○"/>
@@ -1301,7 +1326,7 @@
         <w:ind w:left="1440" w:hanging="360"/>
       </w:pPr>
     </w:lvl>
-    <w:lvl w:ilvl="2" w15:tentative="1">
+    <w:lvl w:ilvl="2" w:tplc="AA169346">
       <w:start w:val="1"/>
       <w:numFmt w:val="bullet"/>
       <w:lvlText w:val="■"/>
@@ -1310,7 +1335,7 @@
         <w:ind w:left="2160" w:hanging="360"/>
       </w:pPr>
     </w:lvl>
-    <w:lvl w:ilvl="3" w15:tentative="1">
+    <w:lvl w:ilvl="3" w:tplc="6A5CDFD6">
       <w:start w:val="1"/>
       <w:numFmt w:val="bullet"/>
       <w:lvlText w:val="●"/>
@@ -1319,7 +1344,7 @@
         <w:ind w:left="2880" w:hanging="360"/>
       </w:pPr>
     </w:lvl>
-    <w:lvl w:ilvl="4" w15:tentative="1">
+    <w:lvl w:ilvl="4" w:tplc="D2B4E9F6">
       <w:start w:val="1"/>
       <w:numFmt w:val="bullet"/>
       <w:lvlText w:val="○"/>
@@ -1328,7 +1353,7 @@
         <w:ind w:left="3600" w:hanging="360"/>
       </w:pPr>
     </w:lvl>
-    <w:lvl w:ilvl="5" w15:tentative="1">
+    <w:lvl w:ilvl="5" w:tplc="1A3E2AFE">
       <w:start w:val="1"/>
       <w:numFmt w:val="bullet"/>
       <w:lvlText w:val="■"/>
@@ -1337,7 +1362,7 @@
         <w:ind w:left="4320" w:hanging="360"/>
       </w:pPr>
     </w:lvl>
-    <w:lvl w:ilvl="6" w15:tentative="1">
+    <w:lvl w:ilvl="6" w:tplc="CC86DBA8">
       <w:start w:val="1"/>
       <w:numFmt w:val="bullet"/>
       <w:lvlText w:val="●"/>
@@ -1346,7 +1371,7 @@
         <w:ind w:left="5040" w:hanging="360"/>
       </w:pPr>
     </w:lvl>
-    <w:lvl w:ilvl="7" w15:tentative="1">
+    <w:lvl w:ilvl="7" w:tplc="5224A38E">
       <w:start w:val="1"/>
       <w:numFmt w:val="bullet"/>
       <w:lvlText w:val="●"/>
@@ -1355,7 +1380,7 @@
         <w:ind w:left="5760" w:hanging="360"/>
       </w:pPr>
     </w:lvl>
-    <w:lvl w:ilvl="8" w15:tentative="1">
+    <w:lvl w:ilvl="8" w:tplc="1A942098">
       <w:start w:val="1"/>
       <w:numFmt w:val="bullet"/>
       <w:lvlText w:val="●"/>
@@ -1365,8 +1390,8 @@
       </w:pPr>
     </w:lvl>
   </w:abstractNum>
-  <w:num w:numId="1">
-    <w:abstractNumId w:val="1"/>
+  <w:num w:numId="1" w16cid:durableId="1668555907">
+    <w:abstractNumId w:val="0"/>
     <w:lvlOverride w:ilvl="0">
       <w:startOverride w:val="1"/>
     </w:lvlOverride>
@@ -1375,26 +1400,405 @@
 </file>
 
 <file path=word/styles.xml><?xml version="1.0" encoding="utf-8"?>
-<w:styles xmlns:mc="http://schemas.openxmlformats.org/markup-compatibility/2006" xmlns:r="http://schemas.openxmlformats.org/officeDocument/2006/relationships" xmlns:w="http://schemas.openxmlformats.org/wordprocessingml/2006/main" xmlns:w14="http://schemas.microsoft.com/office/word/2010/wordml" xmlns:w15="http://schemas.microsoft.com/office/word/2012/wordml" mc:Ignorable="w14 w15">
+<w:styles xmlns:mc="http://schemas.openxmlformats.org/markup-compatibility/2006" xmlns:r="http://schemas.openxmlformats.org/officeDocument/2006/relationships" xmlns:w="http://schemas.openxmlformats.org/wordprocessingml/2006/main" xmlns:w14="http://schemas.microsoft.com/office/word/2010/wordml" xmlns:w15="http://schemas.microsoft.com/office/word/2012/wordml" xmlns:w16cex="http://schemas.microsoft.com/office/word/2018/wordml/cex" xmlns:w16cid="http://schemas.microsoft.com/office/word/2016/wordml/cid" xmlns:w16="http://schemas.microsoft.com/office/word/2018/wordml" xmlns:w16du="http://schemas.microsoft.com/office/word/2023/wordml/word16du" xmlns:w16sdtdh="http://schemas.microsoft.com/office/word/2020/wordml/sdtdatahash" xmlns:w16sdtfl="http://schemas.microsoft.com/office/word/2024/wordml/sdtformatlock" xmlns:w16se="http://schemas.microsoft.com/office/word/2015/wordml/symex" mc:Ignorable="w14 w15 w16se w16cid w16 w16cex w16sdtdh w16sdtfl w16du">
   <w:docDefaults>
-    <w:rPrDefault/>
+    <w:rPrDefault>
+      <w:rPr>
+        <w:rFonts w:ascii="Times New Roman" w:eastAsia="Times New Roman" w:hAnsi="Times New Roman" w:cs="Times New Roman"/>
+        <w:lang w:val="en-US" w:eastAsia="en-US" w:bidi="ar-SA"/>
+      </w:rPr>
+    </w:rPrDefault>
     <w:pPrDefault/>
   </w:docDefaults>
-  <w:style w:type="paragraph" w:styleId="Title">
-    <w:name w:val="Title"/>
-    <w:basedOn w:val="Normal"/>
-    <w:next w:val="Normal"/>
+  <w:latentStyles w:defLockedState="0" w:defUIPriority="99" w:defSemiHidden="0" w:defUnhideWhenUsed="0" w:defQFormat="0" w:count="376">
+    <w:lsdException w:name="Normal" w:uiPriority="0" w:qFormat="1"/>
+    <w:lsdException w:name="heading 1" w:uiPriority="9" w:qFormat="1"/>
+    <w:lsdException w:name="heading 2" w:semiHidden="1" w:uiPriority="9" w:unhideWhenUsed="1" w:qFormat="1"/>
+    <w:lsdException w:name="heading 3" w:semiHidden="1" w:uiPriority="9" w:unhideWhenUsed="1" w:qFormat="1"/>
+    <w:lsdException w:name="heading 4" w:semiHidden="1" w:uiPriority="9" w:unhideWhenUsed="1" w:qFormat="1"/>
+    <w:lsdException w:name="heading 5" w:semiHidden="1" w:uiPriority="9" w:unhideWhenUsed="1" w:qFormat="1"/>
+    <w:lsdException w:name="heading 6" w:semiHidden="1" w:uiPriority="9" w:unhideWhenUsed="1" w:qFormat="1"/>
+    <w:lsdException w:name="heading 7" w:semiHidden="1" w:uiPriority="9" w:unhideWhenUsed="1" w:qFormat="1"/>
+    <w:lsdException w:name="heading 8" w:semiHidden="1" w:uiPriority="9" w:unhideWhenUsed="1" w:qFormat="1"/>
+    <w:lsdException w:name="heading 9" w:semiHidden="1" w:uiPriority="9" w:unhideWhenUsed="1" w:qFormat="1"/>
+    <w:lsdException w:name="index 1" w:semiHidden="1" w:unhideWhenUsed="1"/>
+    <w:lsdException w:name="index 2" w:semiHidden="1" w:unhideWhenUsed="1"/>
+    <w:lsdException w:name="index 3" w:semiHidden="1" w:unhideWhenUsed="1"/>
+    <w:lsdException w:name="index 4" w:semiHidden="1" w:unhideWhenUsed="1"/>
+    <w:lsdException w:name="index 5" w:semiHidden="1" w:unhideWhenUsed="1"/>
+    <w:lsdException w:name="index 6" w:semiHidden="1" w:unhideWhenUsed="1"/>
+    <w:lsdException w:name="index 7" w:semiHidden="1" w:unhideWhenUsed="1"/>
+    <w:lsdException w:name="index 8" w:semiHidden="1" w:unhideWhenUsed="1"/>
+    <w:lsdException w:name="index 9" w:semiHidden="1" w:unhideWhenUsed="1"/>
+    <w:lsdException w:name="toc 1" w:semiHidden="1" w:uiPriority="39" w:unhideWhenUsed="1"/>
+    <w:lsdException w:name="toc 2" w:semiHidden="1" w:uiPriority="39" w:unhideWhenUsed="1"/>
+    <w:lsdException w:name="toc 3" w:semiHidden="1" w:uiPriority="39" w:unhideWhenUsed="1"/>
+    <w:lsdException w:name="toc 4" w:semiHidden="1" w:uiPriority="39" w:unhideWhenUsed="1"/>
+    <w:lsdException w:name="toc 5" w:semiHidden="1" w:uiPriority="39" w:unhideWhenUsed="1"/>
+    <w:lsdException w:name="toc 6" w:semiHidden="1" w:uiPriority="39" w:unhideWhenUsed="1"/>
+    <w:lsdException w:name="toc 7" w:semiHidden="1" w:uiPriority="39" w:unhideWhenUsed="1"/>
+    <w:lsdException w:name="toc 8" w:semiHidden="1" w:uiPriority="39" w:unhideWhenUsed="1"/>
+    <w:lsdException w:name="toc 9" w:semiHidden="1" w:uiPriority="39" w:unhideWhenUsed="1"/>
+    <w:lsdException w:name="Normal Indent" w:semiHidden="1" w:unhideWhenUsed="1"/>
+    <w:lsdException w:name="footnote text" w:semiHidden="1" w:unhideWhenUsed="1"/>
+    <w:lsdException w:name="annotation text" w:semiHidden="1" w:unhideWhenUsed="1"/>
+    <w:lsdException w:name="header" w:semiHidden="1" w:unhideWhenUsed="1"/>
+    <w:lsdException w:name="footer" w:semiHidden="1" w:unhideWhenUsed="1"/>
+    <w:lsdException w:name="index heading" w:semiHidden="1" w:unhideWhenUsed="1"/>
+    <w:lsdException w:name="caption" w:semiHidden="1" w:uiPriority="35" w:unhideWhenUsed="1" w:qFormat="1"/>
+    <w:lsdException w:name="table of figures" w:semiHidden="1" w:unhideWhenUsed="1"/>
+    <w:lsdException w:name="envelope address" w:semiHidden="1" w:unhideWhenUsed="1"/>
+    <w:lsdException w:name="envelope return" w:semiHidden="1" w:unhideWhenUsed="1"/>
+    <w:lsdException w:name="footnote reference" w:semiHidden="1" w:unhideWhenUsed="1"/>
+    <w:lsdException w:name="annotation reference" w:semiHidden="1" w:unhideWhenUsed="1"/>
+    <w:lsdException w:name="line number" w:semiHidden="1" w:unhideWhenUsed="1"/>
+    <w:lsdException w:name="page number" w:semiHidden="1" w:unhideWhenUsed="1"/>
+    <w:lsdException w:name="endnote reference" w:semiHidden="1" w:unhideWhenUsed="1"/>
+    <w:lsdException w:name="endnote text" w:semiHidden="1" w:unhideWhenUsed="1"/>
+    <w:lsdException w:name="table of authorities" w:semiHidden="1" w:unhideWhenUsed="1"/>
+    <w:lsdException w:name="macro" w:semiHidden="1" w:unhideWhenUsed="1"/>
+    <w:lsdException w:name="toa heading" w:semiHidden="1" w:unhideWhenUsed="1"/>
+    <w:lsdException w:name="List" w:semiHidden="1" w:unhideWhenUsed="1"/>
+    <w:lsdException w:name="List Bullet" w:semiHidden="1" w:unhideWhenUsed="1"/>
+    <w:lsdException w:name="List Number" w:semiHidden="1" w:unhideWhenUsed="1"/>
+    <w:lsdException w:name="List 2" w:semiHidden="1" w:unhideWhenUsed="1"/>
+    <w:lsdException w:name="List 3" w:semiHidden="1" w:unhideWhenUsed="1"/>
+    <w:lsdException w:name="List 4" w:semiHidden="1" w:unhideWhenUsed="1"/>
+    <w:lsdException w:name="List 5" w:semiHidden="1" w:unhideWhenUsed="1"/>
+    <w:lsdException w:name="List Bullet 2" w:semiHidden="1" w:unhideWhenUsed="1"/>
+    <w:lsdException w:name="List Bullet 3" w:semiHidden="1" w:unhideWhenUsed="1"/>
+    <w:lsdException w:name="List Bullet 4" w:semiHidden="1" w:unhideWhenUsed="1"/>
+    <w:lsdException w:name="List Bullet 5" w:semiHidden="1" w:unhideWhenUsed="1"/>
+    <w:lsdException w:name="List Number 2" w:semiHidden="1" w:unhideWhenUsed="1"/>
+    <w:lsdException w:name="List Number 3" w:semiHidden="1" w:unhideWhenUsed="1"/>
+    <w:lsdException w:name="List Number 4" w:semiHidden="1" w:unhideWhenUsed="1"/>
+    <w:lsdException w:name="List Number 5" w:semiHidden="1" w:unhideWhenUsed="1"/>
+    <w:lsdException w:name="Title" w:uiPriority="10" w:qFormat="1"/>
+    <w:lsdException w:name="Closing" w:semiHidden="1" w:unhideWhenUsed="1"/>
+    <w:lsdException w:name="Signature" w:semiHidden="1" w:unhideWhenUsed="1"/>
+    <w:lsdException w:name="Default Paragraph Font" w:semiHidden="1" w:uiPriority="1" w:unhideWhenUsed="1"/>
+    <w:lsdException w:name="Body Text" w:semiHidden="1" w:unhideWhenUsed="1"/>
+    <w:lsdException w:name="Body Text Indent" w:semiHidden="1" w:unhideWhenUsed="1"/>
+    <w:lsdException w:name="List Continue" w:semiHidden="1" w:unhideWhenUsed="1"/>
+    <w:lsdException w:name="List Continue 2" w:semiHidden="1" w:unhideWhenUsed="1"/>
+    <w:lsdException w:name="List Continue 3" w:semiHidden="1" w:unhideWhenUsed="1"/>
+    <w:lsdException w:name="List Continue 4" w:semiHidden="1" w:unhideWhenUsed="1"/>
+    <w:lsdException w:name="List Continue 5" w:semiHidden="1" w:unhideWhenUsed="1"/>
+    <w:lsdException w:name="Message Header" w:semiHidden="1" w:unhideWhenUsed="1"/>
+    <w:lsdException w:name="Subtitle" w:uiPriority="11" w:qFormat="1"/>
+    <w:lsdException w:name="Salutation" w:semiHidden="1" w:unhideWhenUsed="1"/>
+    <w:lsdException w:name="Date" w:semiHidden="1" w:unhideWhenUsed="1"/>
+    <w:lsdException w:name="Body Text First Indent" w:semiHidden="1" w:unhideWhenUsed="1"/>
+    <w:lsdException w:name="Body Text First Indent 2" w:semiHidden="1" w:unhideWhenUsed="1"/>
+    <w:lsdException w:name="Note Heading" w:semiHidden="1" w:unhideWhenUsed="1"/>
+    <w:lsdException w:name="Body Text 2" w:semiHidden="1" w:unhideWhenUsed="1"/>
+    <w:lsdException w:name="Body Text 3" w:semiHidden="1" w:unhideWhenUsed="1"/>
+    <w:lsdException w:name="Body Text Indent 2" w:semiHidden="1" w:unhideWhenUsed="1"/>
+    <w:lsdException w:name="Body Text Indent 3" w:semiHidden="1" w:unhideWhenUsed="1"/>
+    <w:lsdException w:name="Block Text" w:semiHidden="1" w:unhideWhenUsed="1"/>
+    <w:lsdException w:name="Hyperlink" w:semiHidden="1" w:unhideWhenUsed="1"/>
+    <w:lsdException w:name="FollowedHyperlink" w:semiHidden="1" w:unhideWhenUsed="1"/>
+    <w:lsdException w:name="Strong" w:uiPriority="22" w:qFormat="1"/>
+    <w:lsdException w:name="Emphasis" w:uiPriority="20" w:qFormat="1"/>
+    <w:lsdException w:name="Document Map" w:semiHidden="1" w:unhideWhenUsed="1"/>
+    <w:lsdException w:name="Plain Text" w:semiHidden="1" w:unhideWhenUsed="1"/>
+    <w:lsdException w:name="E-mail Signature" w:semiHidden="1" w:unhideWhenUsed="1"/>
+    <w:lsdException w:name="HTML Top of Form" w:semiHidden="1" w:unhideWhenUsed="1"/>
+    <w:lsdException w:name="HTML Bottom of Form" w:semiHidden="1" w:unhideWhenUsed="1"/>
+    <w:lsdException w:name="Normal (Web)" w:semiHidden="1" w:unhideWhenUsed="1"/>
+    <w:lsdException w:name="HTML Acronym" w:semiHidden="1" w:unhideWhenUsed="1"/>
+    <w:lsdException w:name="HTML Address" w:semiHidden="1" w:unhideWhenUsed="1"/>
+    <w:lsdException w:name="HTML Cite" w:semiHidden="1" w:unhideWhenUsed="1"/>
+    <w:lsdException w:name="HTML Code" w:semiHidden="1" w:unhideWhenUsed="1"/>
+    <w:lsdException w:name="HTML Definition" w:semiHidden="1" w:unhideWhenUsed="1"/>
+    <w:lsdException w:name="HTML Keyboard" w:semiHidden="1" w:unhideWhenUsed="1"/>
+    <w:lsdException w:name="HTML Preformatted" w:semiHidden="1" w:unhideWhenUsed="1"/>
+    <w:lsdException w:name="HTML Sample" w:semiHidden="1" w:unhideWhenUsed="1"/>
+    <w:lsdException w:name="HTML Typewriter" w:semiHidden="1" w:unhideWhenUsed="1"/>
+    <w:lsdException w:name="HTML Variable" w:semiHidden="1" w:unhideWhenUsed="1"/>
+    <w:lsdException w:name="Normal Table" w:semiHidden="1" w:unhideWhenUsed="1"/>
+    <w:lsdException w:name="annotation subject" w:semiHidden="1" w:unhideWhenUsed="1"/>
+    <w:lsdException w:name="No List" w:semiHidden="1" w:unhideWhenUsed="1"/>
+    <w:lsdException w:name="Outline List 1" w:semiHidden="1" w:unhideWhenUsed="1"/>
+    <w:lsdException w:name="Outline List 2" w:semiHidden="1" w:unhideWhenUsed="1"/>
+    <w:lsdException w:name="Outline List 3" w:semiHidden="1" w:unhideWhenUsed="1"/>
+    <w:lsdException w:name="Table Simple 1" w:semiHidden="1" w:unhideWhenUsed="1"/>
+    <w:lsdException w:name="Table Simple 2" w:semiHidden="1" w:unhideWhenUsed="1"/>
+    <w:lsdException w:name="Table Simple 3" w:semiHidden="1" w:unhideWhenUsed="1"/>
+    <w:lsdException w:name="Table Classic 1" w:semiHidden="1" w:unhideWhenUsed="1"/>
+    <w:lsdException w:name="Table Classic 2" w:semiHidden="1" w:unhideWhenUsed="1"/>
+    <w:lsdException w:name="Table Classic 3" w:semiHidden="1" w:unhideWhenUsed="1"/>
+    <w:lsdException w:name="Table Classic 4" w:semiHidden="1" w:unhideWhenUsed="1"/>
+    <w:lsdException w:name="Table Colorful 1" w:semiHidden="1" w:unhideWhenUsed="1"/>
+    <w:lsdException w:name="Table Colorful 2" w:semiHidden="1" w:unhideWhenUsed="1"/>
+    <w:lsdException w:name="Table Colorful 3" w:semiHidden="1" w:unhideWhenUsed="1"/>
+    <w:lsdException w:name="Table Columns 1" w:semiHidden="1" w:unhideWhenUsed="1"/>
+    <w:lsdException w:name="Table Columns 2" w:semiHidden="1" w:unhideWhenUsed="1"/>
+    <w:lsdException w:name="Table Columns 3" w:semiHidden="1" w:unhideWhenUsed="1"/>
+    <w:lsdException w:name="Table Columns 4" w:semiHidden="1" w:unhideWhenUsed="1"/>
+    <w:lsdException w:name="Table Columns 5" w:semiHidden="1" w:unhideWhenUsed="1"/>
+    <w:lsdException w:name="Table Grid 1" w:semiHidden="1" w:unhideWhenUsed="1"/>
+    <w:lsdException w:name="Table Grid 2" w:semiHidden="1" w:unhideWhenUsed="1"/>
+    <w:lsdException w:name="Table Grid 3" w:semiHidden="1" w:unhideWhenUsed="1"/>
+    <w:lsdException w:name="Table Grid 4" w:semiHidden="1" w:unhideWhenUsed="1"/>
+    <w:lsdException w:name="Table Grid 5" w:semiHidden="1" w:unhideWhenUsed="1"/>
+    <w:lsdException w:name="Table Grid 6" w:semiHidden="1" w:unhideWhenUsed="1"/>
+    <w:lsdException w:name="Table Grid 7" w:semiHidden="1" w:unhideWhenUsed="1"/>
+    <w:lsdException w:name="Table Grid 8" w:semiHidden="1" w:unhideWhenUsed="1"/>
+    <w:lsdException w:name="Table List 1" w:semiHidden="1" w:unhideWhenUsed="1"/>
+    <w:lsdException w:name="Table List 2" w:semiHidden="1" w:unhideWhenUsed="1"/>
+    <w:lsdException w:name="Table List 3" w:semiHidden="1" w:unhideWhenUsed="1"/>
+    <w:lsdException w:name="Table List 4" w:semiHidden="1" w:unhideWhenUsed="1"/>
+    <w:lsdException w:name="Table List 5" w:semiHidden="1" w:unhideWhenUsed="1"/>
+    <w:lsdException w:name="Table List 6" w:semiHidden="1" w:unhideWhenUsed="1"/>
+    <w:lsdException w:name="Table List 7" w:semiHidden="1" w:unhideWhenUsed="1"/>
+    <w:lsdException w:name="Table List 8" w:semiHidden="1" w:unhideWhenUsed="1"/>
+    <w:lsdException w:name="Table 3D effects 1" w:semiHidden="1" w:unhideWhenUsed="1"/>
+    <w:lsdException w:name="Table 3D effects 2" w:semiHidden="1" w:unhideWhenUsed="1"/>
+    <w:lsdException w:name="Table 3D effects 3" w:semiHidden="1" w:unhideWhenUsed="1"/>
+    <w:lsdException w:name="Table Contemporary" w:semiHidden="1" w:unhideWhenUsed="1"/>
+    <w:lsdException w:name="Table Elegant" w:semiHidden="1" w:unhideWhenUsed="1"/>
+    <w:lsdException w:name="Table Professional" w:semiHidden="1" w:unhideWhenUsed="1"/>
+    <w:lsdException w:name="Table Subtle 1" w:semiHidden="1" w:unhideWhenUsed="1"/>
+    <w:lsdException w:name="Table Subtle 2" w:semiHidden="1" w:unhideWhenUsed="1"/>
+    <w:lsdException w:name="Table Web 1" w:semiHidden="1" w:unhideWhenUsed="1"/>
+    <w:lsdException w:name="Table Web 2" w:semiHidden="1" w:unhideWhenUsed="1"/>
+    <w:lsdException w:name="Table Web 3" w:semiHidden="1" w:unhideWhenUsed="1"/>
+    <w:lsdException w:name="Balloon Text" w:semiHidden="1" w:unhideWhenUsed="1"/>
+    <w:lsdException w:name="Table Grid" w:uiPriority="39"/>
+    <w:lsdException w:name="Table Theme" w:semiHidden="1" w:unhideWhenUsed="1"/>
+    <w:lsdException w:name="Placeholder Text" w:semiHidden="1"/>
+    <w:lsdException w:name="No Spacing" w:uiPriority="1" w:qFormat="1"/>
+    <w:lsdException w:name="Light Shading" w:uiPriority="60"/>
+    <w:lsdException w:name="Light List" w:uiPriority="61"/>
+    <w:lsdException w:name="Light Grid" w:uiPriority="62"/>
+    <w:lsdException w:name="Medium Shading 1" w:uiPriority="63"/>
+    <w:lsdException w:name="Medium Shading 2" w:uiPriority="64"/>
+    <w:lsdException w:name="Medium List 1" w:uiPriority="65"/>
+    <w:lsdException w:name="Medium List 2" w:uiPriority="66"/>
+    <w:lsdException w:name="Medium Grid 1" w:uiPriority="67"/>
+    <w:lsdException w:name="Medium Grid 2" w:uiPriority="68"/>
+    <w:lsdException w:name="Medium Grid 3" w:uiPriority="69"/>
+    <w:lsdException w:name="Dark List" w:uiPriority="70"/>
+    <w:lsdException w:name="Colorful Shading" w:uiPriority="71"/>
+    <w:lsdException w:name="Colorful List" w:uiPriority="72"/>
+    <w:lsdException w:name="Colorful Grid" w:uiPriority="73"/>
+    <w:lsdException w:name="Light Shading Accent 1" w:uiPriority="60"/>
+    <w:lsdException w:name="Light List Accent 1" w:uiPriority="61"/>
+    <w:lsdException w:name="Light Grid Accent 1" w:uiPriority="62"/>
+    <w:lsdException w:name="Medium Shading 1 Accent 1" w:uiPriority="63"/>
+    <w:lsdException w:name="Medium Shading 2 Accent 1" w:uiPriority="64"/>
+    <w:lsdException w:name="Medium List 1 Accent 1" w:uiPriority="65"/>
+    <w:lsdException w:name="Revision" w:semiHidden="1"/>
+    <w:lsdException w:name="List Paragraph" w:uiPriority="34" w:qFormat="1"/>
+    <w:lsdException w:name="Quote" w:uiPriority="29" w:qFormat="1"/>
+    <w:lsdException w:name="Intense Quote" w:uiPriority="30" w:qFormat="1"/>
+    <w:lsdException w:name="Medium List 2 Accent 1" w:uiPriority="66"/>
+    <w:lsdException w:name="Medium Grid 1 Accent 1" w:uiPriority="67"/>
+    <w:lsdException w:name="Medium Grid 2 Accent 1" w:uiPriority="68"/>
+    <w:lsdException w:name="Medium Grid 3 Accent 1" w:uiPriority="69"/>
+    <w:lsdException w:name="Dark List Accent 1" w:uiPriority="70"/>
+    <w:lsdException w:name="Colorful Shading Accent 1" w:uiPriority="71"/>
+    <w:lsdException w:name="Colorful List Accent 1" w:uiPriority="72"/>
+    <w:lsdException w:name="Colorful Grid Accent 1" w:uiPriority="73"/>
+    <w:lsdException w:name="Light Shading Accent 2" w:uiPriority="60"/>
+    <w:lsdException w:name="Light List Accent 2" w:uiPriority="61"/>
+    <w:lsdException w:name="Light Grid Accent 2" w:uiPriority="62"/>
+    <w:lsdException w:name="Medium Shading 1 Accent 2" w:uiPriority="63"/>
+    <w:lsdException w:name="Medium Shading 2 Accent 2" w:uiPriority="64"/>
+    <w:lsdException w:name="Medium List 1 Accent 2" w:uiPriority="65"/>
+    <w:lsdException w:name="Medium List 2 Accent 2" w:uiPriority="66"/>
+    <w:lsdException w:name="Medium Grid 1 Accent 2" w:uiPriority="67"/>
+    <w:lsdException w:name="Medium Grid 2 Accent 2" w:uiPriority="68"/>
+    <w:lsdException w:name="Medium Grid 3 Accent 2" w:uiPriority="69"/>
+    <w:lsdException w:name="Dark List Accent 2" w:uiPriority="70"/>
+    <w:lsdException w:name="Colorful Shading Accent 2" w:uiPriority="71"/>
+    <w:lsdException w:name="Colorful List Accent 2" w:uiPriority="72"/>
+    <w:lsdException w:name="Colorful Grid Accent 2" w:uiPriority="73"/>
+    <w:lsdException w:name="Light Shading Accent 3" w:uiPriority="60"/>
+    <w:lsdException w:name="Light List Accent 3" w:uiPriority="61"/>
+    <w:lsdException w:name="Light Grid Accent 3" w:uiPriority="62"/>
+    <w:lsdException w:name="Medium Shading 1 Accent 3" w:uiPriority="63"/>
+    <w:lsdException w:name="Medium Shading 2 Accent 3" w:uiPriority="64"/>
+    <w:lsdException w:name="Medium List 1 Accent 3" w:uiPriority="65"/>
+    <w:lsdException w:name="Medium List 2 Accent 3" w:uiPriority="66"/>
+    <w:lsdException w:name="Medium Grid 1 Accent 3" w:uiPriority="67"/>
+    <w:lsdException w:name="Medium Grid 2 Accent 3" w:uiPriority="68"/>
+    <w:lsdException w:name="Medium Grid 3 Accent 3" w:uiPriority="69"/>
+    <w:lsdException w:name="Dark List Accent 3" w:uiPriority="70"/>
+    <w:lsdException w:name="Colorful Shading Accent 3" w:uiPriority="71"/>
+    <w:lsdException w:name="Colorful List Accent 3" w:uiPriority="72"/>
+    <w:lsdException w:name="Colorful Grid Accent 3" w:uiPriority="73"/>
+    <w:lsdException w:name="Light Shading Accent 4" w:uiPriority="60"/>
+    <w:lsdException w:name="Light List Accent 4" w:uiPriority="61"/>
+    <w:lsdException w:name="Light Grid Accent 4" w:uiPriority="62"/>
+    <w:lsdException w:name="Medium Shading 1 Accent 4" w:uiPriority="63"/>
+    <w:lsdException w:name="Medium Shading 2 Accent 4" w:uiPriority="64"/>
+    <w:lsdException w:name="Medium List 1 Accent 4" w:uiPriority="65"/>
+    <w:lsdException w:name="Medium List 2 Accent 4" w:uiPriority="66"/>
+    <w:lsdException w:name="Medium Grid 1 Accent 4" w:uiPriority="67"/>
+    <w:lsdException w:name="Medium Grid 2 Accent 4" w:uiPriority="68"/>
+    <w:lsdException w:name="Medium Grid 3 Accent 4" w:uiPriority="69"/>
+    <w:lsdException w:name="Dark List Accent 4" w:uiPriority="70"/>
+    <w:lsdException w:name="Colorful Shading Accent 4" w:uiPriority="71"/>
+    <w:lsdException w:name="Colorful List Accent 4" w:uiPriority="72"/>
+    <w:lsdException w:name="Colorful Grid Accent 4" w:uiPriority="73"/>
+    <w:lsdException w:name="Light Shading Accent 5" w:uiPriority="60"/>
+    <w:lsdException w:name="Light List Accent 5" w:uiPriority="61"/>
+    <w:lsdException w:name="Light Grid Accent 5" w:uiPriority="62"/>
+    <w:lsdException w:name="Medium Shading 1 Accent 5" w:uiPriority="63"/>
+    <w:lsdException w:name="Medium Shading 2 Accent 5" w:uiPriority="64"/>
+    <w:lsdException w:name="Medium List 1 Accent 5" w:uiPriority="65"/>
+    <w:lsdException w:name="Medium List 2 Accent 5" w:uiPriority="66"/>
+    <w:lsdException w:name="Medium Grid 1 Accent 5" w:uiPriority="67"/>
+    <w:lsdException w:name="Medium Grid 2 Accent 5" w:uiPriority="68"/>
+    <w:lsdException w:name="Medium Grid 3 Accent 5" w:uiPriority="69"/>
+    <w:lsdException w:name="Dark List Accent 5" w:uiPriority="70"/>
+    <w:lsdException w:name="Colorful Shading Accent 5" w:uiPriority="71"/>
+    <w:lsdException w:name="Colorful List Accent 5" w:uiPriority="72"/>
+    <w:lsdException w:name="Colorful Grid Accent 5" w:uiPriority="73"/>
+    <w:lsdException w:name="Light Shading Accent 6" w:uiPriority="60"/>
+    <w:lsdException w:name="Light List Accent 6" w:uiPriority="61"/>
+    <w:lsdException w:name="Light Grid Accent 6" w:uiPriority="62"/>
+    <w:lsdException w:name="Medium Shading 1 Accent 6" w:uiPriority="63"/>
+    <w:lsdException w:name="Medium Shading 2 Accent 6" w:uiPriority="64"/>
+    <w:lsdException w:name="Medium List 1 Accent 6" w:uiPriority="65"/>
+    <w:lsdException w:name="Medium List 2 Accent 6" w:uiPriority="66"/>
+    <w:lsdException w:name="Medium Grid 1 Accent 6" w:uiPriority="67"/>
+    <w:lsdException w:name="Medium Grid 2 Accent 6" w:uiPriority="68"/>
+    <w:lsdException w:name="Medium Grid 3 Accent 6" w:uiPriority="69"/>
+    <w:lsdException w:name="Dark List Accent 6" w:uiPriority="70"/>
+    <w:lsdException w:name="Colorful Shading Accent 6" w:uiPriority="71"/>
+    <w:lsdException w:name="Colorful List Accent 6" w:uiPriority="72"/>
+    <w:lsdException w:name="Colorful Grid Accent 6" w:uiPriority="73"/>
+    <w:lsdException w:name="Subtle Emphasis" w:uiPriority="19" w:qFormat="1"/>
+    <w:lsdException w:name="Intense Emphasis" w:uiPriority="21" w:qFormat="1"/>
+    <w:lsdException w:name="Subtle Reference" w:uiPriority="31" w:qFormat="1"/>
+    <w:lsdException w:name="Intense Reference" w:uiPriority="32" w:qFormat="1"/>
+    <w:lsdException w:name="Book Title" w:uiPriority="33" w:qFormat="1"/>
+    <w:lsdException w:name="Bibliography" w:semiHidden="1" w:uiPriority="37" w:unhideWhenUsed="1"/>
+    <w:lsdException w:name="TOC Heading" w:semiHidden="1" w:uiPriority="39" w:unhideWhenUsed="1" w:qFormat="1"/>
+    <w:lsdException w:name="Plain Table 1" w:uiPriority="41"/>
+    <w:lsdException w:name="Plain Table 2" w:uiPriority="42"/>
+    <w:lsdException w:name="Plain Table 3" w:uiPriority="43"/>
+    <w:lsdException w:name="Plain Table 4" w:uiPriority="44"/>
+    <w:lsdException w:name="Plain Table 5" w:uiPriority="45"/>
+    <w:lsdException w:name="Grid Table Light" w:uiPriority="40"/>
+    <w:lsdException w:name="Grid Table 1 Light" w:uiPriority="46"/>
+    <w:lsdException w:name="Grid Table 2" w:uiPriority="47"/>
+    <w:lsdException w:name="Grid Table 3" w:uiPriority="48"/>
+    <w:lsdException w:name="Grid Table 4" w:uiPriority="49"/>
+    <w:lsdException w:name="Grid Table 5 Dark" w:uiPriority="50"/>
+    <w:lsdException w:name="Grid Table 6 Colorful" w:uiPriority="51"/>
+    <w:lsdException w:name="Grid Table 7 Colorful" w:uiPriority="52"/>
+    <w:lsdException w:name="Grid Table 1 Light Accent 1" w:uiPriority="46"/>
+    <w:lsdException w:name="Grid Table 2 Accent 1" w:uiPriority="47"/>
+    <w:lsdException w:name="Grid Table 3 Accent 1" w:uiPriority="48"/>
+    <w:lsdException w:name="Grid Table 4 Accent 1" w:uiPriority="49"/>
+    <w:lsdException w:name="Grid Table 5 Dark Accent 1" w:uiPriority="50"/>
+    <w:lsdException w:name="Grid Table 6 Colorful Accent 1" w:uiPriority="51"/>
+    <w:lsdException w:name="Grid Table 7 Colorful Accent 1" w:uiPriority="52"/>
+    <w:lsdException w:name="Grid Table 1 Light Accent 2" w:uiPriority="46"/>
+    <w:lsdException w:name="Grid Table 2 Accent 2" w:uiPriority="47"/>
+    <w:lsdException w:name="Grid Table 3 Accent 2" w:uiPriority="48"/>
+    <w:lsdException w:name="Grid Table 4 Accent 2" w:uiPriority="49"/>
+    <w:lsdException w:name="Grid Table 5 Dark Accent 2" w:uiPriority="50"/>
+    <w:lsdException w:name="Grid Table 6 Colorful Accent 2" w:uiPriority="51"/>
+    <w:lsdException w:name="Grid Table 7 Colorful Accent 2" w:uiPriority="52"/>
+    <w:lsdException w:name="Grid Table 1 Light Accent 3" w:uiPriority="46"/>
+    <w:lsdException w:name="Grid Table 2 Accent 3" w:uiPriority="47"/>
+    <w:lsdException w:name="Grid Table 3 Accent 3" w:uiPriority="48"/>
+    <w:lsdException w:name="Grid Table 4 Accent 3" w:uiPriority="49"/>
+    <w:lsdException w:name="Grid Table 5 Dark Accent 3" w:uiPriority="50"/>
+    <w:lsdException w:name="Grid Table 6 Colorful Accent 3" w:uiPriority="51"/>
+    <w:lsdException w:name="Grid Table 7 Colorful Accent 3" w:uiPriority="52"/>
+    <w:lsdException w:name="Grid Table 1 Light Accent 4" w:uiPriority="46"/>
+    <w:lsdException w:name="Grid Table 2 Accent 4" w:uiPriority="47"/>
+    <w:lsdException w:name="Grid Table 3 Accent 4" w:uiPriority="48"/>
+    <w:lsdException w:name="Grid Table 4 Accent 4" w:uiPriority="49"/>
+    <w:lsdException w:name="Grid Table 5 Dark Accent 4" w:uiPriority="50"/>
+    <w:lsdException w:name="Grid Table 6 Colorful Accent 4" w:uiPriority="51"/>
+    <w:lsdException w:name="Grid Table 7 Colorful Accent 4" w:uiPriority="52"/>
+    <w:lsdException w:name="Grid Table 1 Light Accent 5" w:uiPriority="46"/>
+    <w:lsdException w:name="Grid Table 2 Accent 5" w:uiPriority="47"/>
+    <w:lsdException w:name="Grid Table 3 Accent 5" w:uiPriority="48"/>
+    <w:lsdException w:name="Grid Table 4 Accent 5" w:uiPriority="49"/>
+    <w:lsdException w:name="Grid Table 5 Dark Accent 5" w:uiPriority="50"/>
+    <w:lsdException w:name="Grid Table 6 Colorful Accent 5" w:uiPriority="51"/>
+    <w:lsdException w:name="Grid Table 7 Colorful Accent 5" w:uiPriority="52"/>
+    <w:lsdException w:name="Grid Table 1 Light Accent 6" w:uiPriority="46"/>
+    <w:lsdException w:name="Grid Table 2 Accent 6" w:uiPriority="47"/>
+    <w:lsdException w:name="Grid Table 3 Accent 6" w:uiPriority="48"/>
+    <w:lsdException w:name="Grid Table 4 Accent 6" w:uiPriority="49"/>
+    <w:lsdException w:name="Grid Table 5 Dark Accent 6" w:uiPriority="50"/>
+    <w:lsdException w:name="Grid Table 6 Colorful Accent 6" w:uiPriority="51"/>
+    <w:lsdException w:name="Grid Table 7 Colorful Accent 6" w:uiPriority="52"/>
+    <w:lsdException w:name="List Table 1 Light" w:uiPriority="46"/>
+    <w:lsdException w:name="List Table 2" w:uiPriority="47"/>
+    <w:lsdException w:name="List Table 3" w:uiPriority="48"/>
+    <w:lsdException w:name="List Table 4" w:uiPriority="49"/>
+    <w:lsdException w:name="List Table 5 Dark" w:uiPriority="50"/>
+    <w:lsdException w:name="List Table 6 Colorful" w:uiPriority="51"/>
+    <w:lsdException w:name="List Table 7 Colorful" w:uiPriority="52"/>
+    <w:lsdException w:name="List Table 1 Light Accent 1" w:uiPriority="46"/>
+    <w:lsdException w:name="List Table 2 Accent 1" w:uiPriority="47"/>
+    <w:lsdException w:name="List Table 3 Accent 1" w:uiPriority="48"/>
+    <w:lsdException w:name="List Table 4 Accent 1" w:uiPriority="49"/>
+    <w:lsdException w:name="List Table 5 Dark Accent 1" w:uiPriority="50"/>
+    <w:lsdException w:name="List Table 6 Colorful Accent 1" w:uiPriority="51"/>
+    <w:lsdException w:name="List Table 7 Colorful Accent 1" w:uiPriority="52"/>
+    <w:lsdException w:name="List Table 1 Light Accent 2" w:uiPriority="46"/>
+    <w:lsdException w:name="List Table 2 Accent 2" w:uiPriority="47"/>
+    <w:lsdException w:name="List Table 3 Accent 2" w:uiPriority="48"/>
+    <w:lsdException w:name="List Table 4 Accent 2" w:uiPriority="49"/>
+    <w:lsdException w:name="List Table 5 Dark Accent 2" w:uiPriority="50"/>
+    <w:lsdException w:name="List Table 6 Colorful Accent 2" w:uiPriority="51"/>
+    <w:lsdException w:name="List Table 7 Colorful Accent 2" w:uiPriority="52"/>
+    <w:lsdException w:name="List Table 1 Light Accent 3" w:uiPriority="46"/>
+    <w:lsdException w:name="List Table 2 Accent 3" w:uiPriority="47"/>
+    <w:lsdException w:name="List Table 3 Accent 3" w:uiPriority="48"/>
+    <w:lsdException w:name="List Table 4 Accent 3" w:uiPriority="49"/>
+    <w:lsdException w:name="List Table 5 Dark Accent 3" w:uiPriority="50"/>
+    <w:lsdException w:name="List Table 6 Colorful Accent 3" w:uiPriority="51"/>
+    <w:lsdException w:name="List Table 7 Colorful Accent 3" w:uiPriority="52"/>
+    <w:lsdException w:name="List Table 1 Light Accent 4" w:uiPriority="46"/>
+    <w:lsdException w:name="List Table 2 Accent 4" w:uiPriority="47"/>
+    <w:lsdException w:name="List Table 3 Accent 4" w:uiPriority="48"/>
+    <w:lsdException w:name="List Table 4 Accent 4" w:uiPriority="49"/>
+    <w:lsdException w:name="List Table 5 Dark Accent 4" w:uiPriority="50"/>
+    <w:lsdException w:name="List Table 6 Colorful Accent 4" w:uiPriority="51"/>
+    <w:lsdException w:name="List Table 7 Colorful Accent 4" w:uiPriority="52"/>
+    <w:lsdException w:name="List Table 1 Light Accent 5" w:uiPriority="46"/>
+    <w:lsdException w:name="List Table 2 Accent 5" w:uiPriority="47"/>
+    <w:lsdException w:name="List Table 3 Accent 5" w:uiPriority="48"/>
+    <w:lsdException w:name="List Table 4 Accent 5" w:uiPriority="49"/>
+    <w:lsdException w:name="List Table 5 Dark Accent 5" w:uiPriority="50"/>
+    <w:lsdException w:name="List Table 6 Colorful Accent 5" w:uiPriority="51"/>
+    <w:lsdException w:name="List Table 7 Colorful Accent 5" w:uiPriority="52"/>
+    <w:lsdException w:name="List Table 1 Light Accent 6" w:uiPriority="46"/>
+    <w:lsdException w:name="List Table 2 Accent 6" w:uiPriority="47"/>
+    <w:lsdException w:name="List Table 3 Accent 6" w:uiPriority="48"/>
+    <w:lsdException w:name="List Table 4 Accent 6" w:uiPriority="49"/>
+    <w:lsdException w:name="List Table 5 Dark Accent 6" w:uiPriority="50"/>
+    <w:lsdException w:name="List Table 6 Colorful Accent 6" w:uiPriority="51"/>
+    <w:lsdException w:name="List Table 7 Colorful Accent 6" w:uiPriority="52"/>
+    <w:lsdException w:name="Mention" w:semiHidden="1" w:unhideWhenUsed="1"/>
+    <w:lsdException w:name="Smart Hyperlink" w:semiHidden="1" w:unhideWhenUsed="1"/>
+    <w:lsdException w:name="Hashtag" w:semiHidden="1" w:unhideWhenUsed="1"/>
+    <w:lsdException w:name="Unresolved Mention" w:semiHidden="1" w:unhideWhenUsed="1"/>
+    <w:lsdException w:name="Smart Link" w:semiHidden="1" w:unhideWhenUsed="1"/>
+  </w:latentStyles>
+  <w:style w:type="paragraph" w:default="1" w:styleId="Normal">
+    <w:name w:val="Normal"/>
     <w:qFormat/>
-    <w:rPr>
-      <w:sz w:val="56"/>
-      <w:szCs w:val="56"/>
-    </w:rPr>
   </w:style>
   <w:style w:type="paragraph" w:styleId="Heading1">
-    <w:name w:val="Heading 1"/>
-    <w:basedOn w:val="Normal"/>
-    <w:next w:val="Normal"/>
+    <w:name w:val="heading 1"/>
+    <w:uiPriority w:val="9"/>
     <w:qFormat/>
+    <w:pPr>
+      <w:outlineLvl w:val="0"/>
+    </w:pPr>
     <w:rPr>
       <w:color w:val="2E74B5"/>
       <w:sz w:val="32"/>
@@ -1402,10 +1806,14 @@
     </w:rPr>
   </w:style>
   <w:style w:type="paragraph" w:styleId="Heading2">
-    <w:name w:val="Heading 2"/>
-    <w:basedOn w:val="Normal"/>
-    <w:next w:val="Normal"/>
+    <w:name w:val="heading 2"/>
+    <w:uiPriority w:val="9"/>
+    <w:semiHidden/>
+    <w:unhideWhenUsed/>
     <w:qFormat/>
+    <w:pPr>
+      <w:outlineLvl w:val="1"/>
+    </w:pPr>
     <w:rPr>
       <w:color w:val="2E74B5"/>
       <w:sz w:val="26"/>
@@ -1413,10 +1821,14 @@
     </w:rPr>
   </w:style>
   <w:style w:type="paragraph" w:styleId="Heading3">
-    <w:name w:val="Heading 3"/>
-    <w:basedOn w:val="Normal"/>
-    <w:next w:val="Normal"/>
+    <w:name w:val="heading 3"/>
+    <w:uiPriority w:val="9"/>
+    <w:semiHidden/>
+    <w:unhideWhenUsed/>
     <w:qFormat/>
+    <w:pPr>
+      <w:outlineLvl w:val="2"/>
+    </w:pPr>
     <w:rPr>
       <w:color w:val="1F4D78"/>
       <w:sz w:val="24"/>
@@ -1424,10 +1836,14 @@
     </w:rPr>
   </w:style>
   <w:style w:type="paragraph" w:styleId="Heading4">
-    <w:name w:val="Heading 4"/>
-    <w:basedOn w:val="Normal"/>
-    <w:next w:val="Normal"/>
+    <w:name w:val="heading 4"/>
+    <w:uiPriority w:val="9"/>
+    <w:semiHidden/>
+    <w:unhideWhenUsed/>
     <w:qFormat/>
+    <w:pPr>
+      <w:outlineLvl w:val="3"/>
+    </w:pPr>
     <w:rPr>
       <w:i/>
       <w:iCs/>
@@ -1435,27 +1851,69 @@
     </w:rPr>
   </w:style>
   <w:style w:type="paragraph" w:styleId="Heading5">
-    <w:name w:val="Heading 5"/>
-    <w:basedOn w:val="Normal"/>
-    <w:next w:val="Normal"/>
+    <w:name w:val="heading 5"/>
+    <w:uiPriority w:val="9"/>
+    <w:semiHidden/>
+    <w:unhideWhenUsed/>
     <w:qFormat/>
+    <w:pPr>
+      <w:outlineLvl w:val="4"/>
+    </w:pPr>
     <w:rPr>
       <w:color w:val="2E74B5"/>
     </w:rPr>
   </w:style>
   <w:style w:type="paragraph" w:styleId="Heading6">
-    <w:name w:val="Heading 6"/>
-    <w:basedOn w:val="Normal"/>
-    <w:next w:val="Normal"/>
+    <w:name w:val="heading 6"/>
+    <w:uiPriority w:val="9"/>
+    <w:semiHidden/>
+    <w:unhideWhenUsed/>
     <w:qFormat/>
+    <w:pPr>
+      <w:outlineLvl w:val="5"/>
+    </w:pPr>
     <w:rPr>
       <w:color w:val="1F4D78"/>
     </w:rPr>
   </w:style>
-  <w:style w:type="paragraph" w:styleId="Strong">
-    <w:name w:val="Strong"/>
-    <w:basedOn w:val="Normal"/>
-    <w:next w:val="Normal"/>
+  <w:style w:type="character" w:default="1" w:styleId="DefaultParagraphFont">
+    <w:name w:val="Default Paragraph Font"/>
+    <w:uiPriority w:val="1"/>
+    <w:semiHidden/>
+    <w:unhideWhenUsed/>
+  </w:style>
+  <w:style w:type="table" w:default="1" w:styleId="TableNormal">
+    <w:name w:val="Normal Table"/>
+    <w:uiPriority w:val="99"/>
+    <w:semiHidden/>
+    <w:unhideWhenUsed/>
+    <w:tblPr>
+      <w:tblInd w:w="0" w:type="dxa"/>
+      <w:tblCellMar>
+        <w:top w:w="0" w:type="dxa"/>
+        <w:left w:w="108" w:type="dxa"/>
+        <w:bottom w:w="0" w:type="dxa"/>
+        <w:right w:w="108" w:type="dxa"/>
+      </w:tblCellMar>
+    </w:tblPr>
+  </w:style>
+  <w:style w:type="numbering" w:default="1" w:styleId="NoList">
+    <w:name w:val="No List"/>
+    <w:uiPriority w:val="99"/>
+    <w:semiHidden/>
+    <w:unhideWhenUsed/>
+  </w:style>
+  <w:style w:type="paragraph" w:styleId="Title">
+    <w:name w:val="Title"/>
+    <w:uiPriority w:val="10"/>
+    <w:qFormat/>
+    <w:rPr>
+      <w:sz w:val="56"/>
+      <w:szCs w:val="56"/>
+    </w:rPr>
+  </w:style>
+  <w:style w:type="paragraph" w:customStyle="1" w:styleId="Strong1">
+    <w:name w:val="Strong1"/>
     <w:qFormat/>
     <w:rPr>
       <w:b/>
@@ -1464,12 +1922,10 @@
   </w:style>
   <w:style w:type="paragraph" w:styleId="ListParagraph">
     <w:name w:val="List Paragraph"/>
-    <w:basedOn w:val="Normal"/>
     <w:qFormat/>
   </w:style>
   <w:style w:type="character" w:styleId="Hyperlink">
     <w:name w:val="Hyperlink"/>
-    <w:basedOn w:val="DefaultParagraphFont"/>
     <w:uiPriority w:val="99"/>
     <w:unhideWhenUsed/>
     <w:rPr>
@@ -1479,7 +1935,6 @@
   </w:style>
   <w:style w:type="character" w:styleId="FootnoteReference">
     <w:name w:val="footnote reference"/>
-    <w:basedOn w:val="DefaultParagraphFont"/>
     <w:uiPriority w:val="99"/>
     <w:semiHidden/>
     <w:unhideWhenUsed/>
@@ -1489,22 +1944,13 @@
   </w:style>
   <w:style w:type="paragraph" w:styleId="FootnoteText">
     <w:name w:val="footnote text"/>
-    <w:basedOn w:val="Normal"/>
     <w:link w:val="FootnoteTextChar"/>
     <w:uiPriority w:val="99"/>
     <w:semiHidden/>
     <w:unhideWhenUsed/>
-    <w:pPr>
-      <w:spacing w:after="0" w:line="240" w:lineRule="auto"/>
-    </w:pPr>
-    <w:rPr>
-      <w:sz w:val="20"/>
-      <w:szCs w:val="20"/>
-    </w:rPr>
   </w:style>
-  <w:style w:type="character" w:styleId="FootnoteTextChar">
+  <w:style w:type="character" w:customStyle="1" w:styleId="FootnoteTextChar">
     <w:name w:val="Footnote Text Char"/>
-    <w:basedOn w:val="DefaultParagraphFont"/>
     <w:link w:val="FootnoteText"/>
     <w:uiPriority w:val="99"/>
     <w:semiHidden/>
@@ -1516,7 +1962,6 @@
   </w:style>
   <w:style w:type="character" w:styleId="EndnoteReference">
     <w:name w:val="endnote reference"/>
-    <w:basedOn w:val="DefaultParagraphFont"/>
     <w:uiPriority w:val="99"/>
     <w:semiHidden/>
     <w:unhideWhenUsed/>
@@ -1526,22 +1971,13 @@
   </w:style>
   <w:style w:type="paragraph" w:styleId="EndnoteText">
     <w:name w:val="endnote text"/>
-    <w:basedOn w:val="Normal"/>
     <w:link w:val="EndnoteTextChar"/>
     <w:uiPriority w:val="99"/>
     <w:semiHidden/>
     <w:unhideWhenUsed/>
-    <w:pPr>
-      <w:spacing w:after="0" w:line="240" w:lineRule="auto"/>
-    </w:pPr>
-    <w:rPr>
-      <w:sz w:val="20"/>
-      <w:szCs w:val="20"/>
-    </w:rPr>
   </w:style>
-  <w:style w:type="character" w:styleId="EndnoteTextChar">
+  <w:style w:type="character" w:customStyle="1" w:styleId="EndnoteTextChar">
     <w:name w:val="Endnote Text Char"/>
-    <w:basedOn w:val="DefaultParagraphFont"/>
     <w:link w:val="EndnoteText"/>
     <w:uiPriority w:val="99"/>
     <w:semiHidden/>
@@ -1552,4 +1988,319 @@
     </w:rPr>
   </w:style>
 </w:styles>
+</file>
+
+<file path=word/theme/theme1.xml><?xml version="1.0" encoding="utf-8"?>
+<a:theme xmlns:a="http://schemas.openxmlformats.org/drawingml/2006/main" name="Office Theme">
+  <a:themeElements>
+    <a:clrScheme name="Office">
+      <a:dk1>
+        <a:sysClr val="windowText" lastClr="000000"/>
+      </a:dk1>
+      <a:lt1>
+        <a:sysClr val="window" lastClr="FFFFFF"/>
+      </a:lt1>
+      <a:dk2>
+        <a:srgbClr val="0E2841"/>
+      </a:dk2>
+      <a:lt2>
+        <a:srgbClr val="E8E8E8"/>
+      </a:lt2>
+      <a:accent1>
+        <a:srgbClr val="156082"/>
+      </a:accent1>
+      <a:accent2>
+        <a:srgbClr val="E97132"/>
+      </a:accent2>
+      <a:accent3>
+        <a:srgbClr val="196B24"/>
+      </a:accent3>
+      <a:accent4>
+        <a:srgbClr val="0F9ED5"/>
+      </a:accent4>
+      <a:accent5>
+        <a:srgbClr val="A02B93"/>
+      </a:accent5>
+      <a:accent6>
+        <a:srgbClr val="4EA72E"/>
+      </a:accent6>
+      <a:hlink>
+        <a:srgbClr val="467886"/>
+      </a:hlink>
+      <a:folHlink>
+        <a:srgbClr val="96607D"/>
+      </a:folHlink>
+    </a:clrScheme>
+    <a:fontScheme name="Office">
+      <a:majorFont>
+        <a:latin typeface="Aptos Display" panose="02110004020202020204"/>
+        <a:ea typeface=""/>
+        <a:cs typeface=""/>
+        <a:font script="Jpan" typeface="游ゴシック Light"/>
+        <a:font script="Hang" typeface="맑은 고딕"/>
+        <a:font script="Hans" typeface="等线 Light"/>
+        <a:font script="Hant" typeface="新細明體"/>
+        <a:font script="Arab" typeface="Times New Roman"/>
+        <a:font script="Hebr" typeface="Times New Roman"/>
+        <a:font script="Thai" typeface="Angsana New"/>
+        <a:font script="Ethi" typeface="Nyala"/>
+        <a:font script="Beng" typeface="Vrinda"/>
+        <a:font script="Gujr" typeface="Shruti"/>
+        <a:font script="Khmr" typeface="MoolBoran"/>
+        <a:font script="Knda" typeface="Tunga"/>
+        <a:font script="Guru" typeface="Raavi"/>
+        <a:font script="Cans" typeface="Euphemia"/>
+        <a:font script="Cher" typeface="Plantagenet Cherokee"/>
+        <a:font script="Yiii" typeface="Microsoft Yi Baiti"/>
+        <a:font script="Tibt" typeface="Microsoft Himalaya"/>
+        <a:font script="Thaa" typeface="MV Boli"/>
+        <a:font script="Deva" typeface="Mangal"/>
+        <a:font script="Telu" typeface="Gautami"/>
+        <a:font script="Taml" typeface="Latha"/>
+        <a:font script="Syrc" typeface="Estrangelo Edessa"/>
+        <a:font script="Orya" typeface="Kalinga"/>
+        <a:font script="Mlym" typeface="Kartika"/>
+        <a:font script="Laoo" typeface="DokChampa"/>
+        <a:font script="Sinh" typeface="Iskoola Pota"/>
+        <a:font script="Mong" typeface="Mongolian Baiti"/>
+        <a:font script="Viet" typeface="Times New Roman"/>
+        <a:font script="Uigh" typeface="Microsoft Uighur"/>
+        <a:font script="Geor" typeface="Sylfaen"/>
+        <a:font script="Armn" typeface="Arial"/>
+        <a:font script="Bugi" typeface="Leelawadee UI"/>
+        <a:font script="Bopo" typeface="Microsoft JhengHei"/>
+        <a:font script="Java" typeface="Javanese Text"/>
+        <a:font script="Lisu" typeface="Segoe UI"/>
+        <a:font script="Mymr" typeface="Myanmar Text"/>
+        <a:font script="Nkoo" typeface="Ebrima"/>
+        <a:font script="Olck" typeface="Nirmala UI"/>
+        <a:font script="Osma" typeface="Ebrima"/>
+        <a:font script="Phag" typeface="Phagspa"/>
+        <a:font script="Syrn" typeface="Estrangelo Edessa"/>
+        <a:font script="Syrj" typeface="Estrangelo Edessa"/>
+        <a:font script="Syre" typeface="Estrangelo Edessa"/>
+        <a:font script="Sora" typeface="Nirmala UI"/>
+        <a:font script="Tale" typeface="Microsoft Tai Le"/>
+        <a:font script="Talu" typeface="Microsoft New Tai Lue"/>
+        <a:font script="Tfng" typeface="Ebrima"/>
+      </a:majorFont>
+      <a:minorFont>
+        <a:latin typeface="Aptos" panose="02110004020202020204"/>
+        <a:ea typeface=""/>
+        <a:cs typeface=""/>
+        <a:font script="Jpan" typeface="游明朝"/>
+        <a:font script="Hang" typeface="맑은 고딕"/>
+        <a:font script="Hans" typeface="等线"/>
+        <a:font script="Hant" typeface="新細明體"/>
+        <a:font script="Arab" typeface="Arial"/>
+        <a:font script="Hebr" typeface="Arial"/>
+        <a:font script="Thai" typeface="Cordia New"/>
+        <a:font script="Ethi" typeface="Nyala"/>
+        <a:font script="Beng" typeface="Vrinda"/>
+        <a:font script="Gujr" typeface="Shruti"/>
+        <a:font script="Khmr" typeface="DaunPenh"/>
+        <a:font script="Knda" typeface="Tunga"/>
+        <a:font script="Guru" typeface="Raavi"/>
+        <a:font script="Cans" typeface="Euphemia"/>
+        <a:font script="Cher" typeface="Plantagenet Cherokee"/>
+        <a:font script="Yiii" typeface="Microsoft Yi Baiti"/>
+        <a:font script="Tibt" typeface="Microsoft Himalaya"/>
+        <a:font script="Thaa" typeface="MV Boli"/>
+        <a:font script="Deva" typeface="Mangal"/>
+        <a:font script="Telu" typeface="Gautami"/>
+        <a:font script="Taml" typeface="Latha"/>
+        <a:font script="Syrc" typeface="Estrangelo Edessa"/>
+        <a:font script="Orya" typeface="Kalinga"/>
+        <a:font script="Mlym" typeface="Kartika"/>
+        <a:font script="Laoo" typeface="DokChampa"/>
+        <a:font script="Sinh" typeface="Iskoola Pota"/>
+        <a:font script="Mong" typeface="Mongolian Baiti"/>
+        <a:font script="Viet" typeface="Arial"/>
+        <a:font script="Uigh" typeface="Microsoft Uighur"/>
+        <a:font script="Geor" typeface="Sylfaen"/>
+        <a:font script="Armn" typeface="Arial"/>
+        <a:font script="Bugi" typeface="Leelawadee UI"/>
+        <a:font script="Bopo" typeface="Microsoft JhengHei"/>
+        <a:font script="Java" typeface="Javanese Text"/>
+        <a:font script="Lisu" typeface="Segoe UI"/>
+        <a:font script="Mymr" typeface="Myanmar Text"/>
+        <a:font script="Nkoo" typeface="Ebrima"/>
+        <a:font script="Olck" typeface="Nirmala UI"/>
+        <a:font script="Osma" typeface="Ebrima"/>
+        <a:font script="Phag" typeface="Phagspa"/>
+        <a:font script="Syrn" typeface="Estrangelo Edessa"/>
+        <a:font script="Syrj" typeface="Estrangelo Edessa"/>
+        <a:font script="Syre" typeface="Estrangelo Edessa"/>
+        <a:font script="Sora" typeface="Nirmala UI"/>
+        <a:font script="Tale" typeface="Microsoft Tai Le"/>
+        <a:font script="Talu" typeface="Microsoft New Tai Lue"/>
+        <a:font script="Tfng" typeface="Ebrima"/>
+      </a:minorFont>
+    </a:fontScheme>
+    <a:fmtScheme name="Office">
+      <a:fillStyleLst>
+        <a:solidFill>
+          <a:schemeClr val="phClr"/>
+        </a:solidFill>
+        <a:gradFill rotWithShape="1">
+          <a:gsLst>
+            <a:gs pos="0">
+              <a:schemeClr val="phClr">
+                <a:lumMod val="110000"/>
+                <a:satMod val="105000"/>
+                <a:tint val="67000"/>
+              </a:schemeClr>
+            </a:gs>
+            <a:gs pos="50000">
+              <a:schemeClr val="phClr">
+                <a:lumMod val="105000"/>
+                <a:satMod val="103000"/>
+                <a:tint val="73000"/>
+              </a:schemeClr>
+            </a:gs>
+            <a:gs pos="100000">
+              <a:schemeClr val="phClr">
+                <a:lumMod val="105000"/>
+                <a:satMod val="109000"/>
+                <a:tint val="81000"/>
+              </a:schemeClr>
+            </a:gs>
+          </a:gsLst>
+          <a:lin ang="5400000" scaled="0"/>
+        </a:gradFill>
+        <a:gradFill rotWithShape="1">
+          <a:gsLst>
+            <a:gs pos="0">
+              <a:schemeClr val="phClr">
+                <a:satMod val="103000"/>
+                <a:lumMod val="102000"/>
+                <a:tint val="94000"/>
+              </a:schemeClr>
+            </a:gs>
+            <a:gs pos="50000">
+              <a:schemeClr val="phClr">
+                <a:satMod val="110000"/>
+                <a:lumMod val="100000"/>
+                <a:shade val="100000"/>
+              </a:schemeClr>
+            </a:gs>
+            <a:gs pos="100000">
+              <a:schemeClr val="phClr">
+                <a:lumMod val="99000"/>
+                <a:satMod val="120000"/>
+                <a:shade val="78000"/>
+              </a:schemeClr>
+            </a:gs>
+          </a:gsLst>
+          <a:lin ang="5400000" scaled="0"/>
+        </a:gradFill>
+      </a:fillStyleLst>
+      <a:lnStyleLst>
+        <a:ln w="12700" cap="flat" cmpd="sng" algn="ctr">
+          <a:solidFill>
+            <a:schemeClr val="phClr"/>
+          </a:solidFill>
+          <a:prstDash val="solid"/>
+          <a:miter lim="800000"/>
+        </a:ln>
+        <a:ln w="19050" cap="flat" cmpd="sng" algn="ctr">
+          <a:solidFill>
+            <a:schemeClr val="phClr"/>
+          </a:solidFill>
+          <a:prstDash val="solid"/>
+          <a:miter lim="800000"/>
+        </a:ln>
+        <a:ln w="25400" cap="flat" cmpd="sng" algn="ctr">
+          <a:solidFill>
+            <a:schemeClr val="phClr"/>
+          </a:solidFill>
+          <a:prstDash val="solid"/>
+          <a:miter lim="800000"/>
+        </a:ln>
+      </a:lnStyleLst>
+      <a:effectStyleLst>
+        <a:effectStyle>
+          <a:effectLst/>
+        </a:effectStyle>
+        <a:effectStyle>
+          <a:effectLst/>
+        </a:effectStyle>
+        <a:effectStyle>
+          <a:effectLst>
+            <a:outerShdw blurRad="57150" dist="19050" dir="5400000" algn="ctr" rotWithShape="0">
+              <a:srgbClr val="000000">
+                <a:alpha val="63000"/>
+              </a:srgbClr>
+            </a:outerShdw>
+          </a:effectLst>
+        </a:effectStyle>
+      </a:effectStyleLst>
+      <a:bgFillStyleLst>
+        <a:solidFill>
+          <a:schemeClr val="phClr"/>
+        </a:solidFill>
+        <a:solidFill>
+          <a:schemeClr val="phClr">
+            <a:tint val="95000"/>
+            <a:satMod val="170000"/>
+          </a:schemeClr>
+        </a:solidFill>
+        <a:gradFill rotWithShape="1">
+          <a:gsLst>
+            <a:gs pos="0">
+              <a:schemeClr val="phClr">
+                <a:tint val="93000"/>
+                <a:satMod val="150000"/>
+                <a:shade val="98000"/>
+                <a:lumMod val="102000"/>
+              </a:schemeClr>
+            </a:gs>
+            <a:gs pos="50000">
+              <a:schemeClr val="phClr">
+                <a:tint val="98000"/>
+                <a:satMod val="130000"/>
+                <a:shade val="90000"/>
+                <a:lumMod val="103000"/>
+              </a:schemeClr>
+            </a:gs>
+            <a:gs pos="100000">
+              <a:schemeClr val="phClr">
+                <a:shade val="63000"/>
+                <a:satMod val="120000"/>
+              </a:schemeClr>
+            </a:gs>
+          </a:gsLst>
+          <a:lin ang="5400000" scaled="0"/>
+        </a:gradFill>
+      </a:bgFillStyleLst>
+    </a:fmtScheme>
+  </a:themeElements>
+  <a:objectDefaults>
+    <a:lnDef>
+      <a:spPr/>
+      <a:bodyPr/>
+      <a:lstStyle/>
+      <a:style>
+        <a:lnRef idx="2">
+          <a:schemeClr val="accent1"/>
+        </a:lnRef>
+        <a:fillRef idx="0">
+          <a:schemeClr val="accent1"/>
+        </a:fillRef>
+        <a:effectRef idx="1">
+          <a:schemeClr val="accent1"/>
+        </a:effectRef>
+        <a:fontRef idx="minor">
+          <a:schemeClr val="tx1"/>
+        </a:fontRef>
+      </a:style>
+    </a:lnDef>
+  </a:objectDefaults>
+  <a:extraClrSchemeLst/>
+  <a:extLst>
+    <a:ext uri="{05A4C25C-085E-4340-85A3-A5531E510DB2}">
+      <thm15:themeFamily xmlns:thm15="http://schemas.microsoft.com/office/thememl/2012/main" name="Office Theme" id="{2E142A2C-CD16-42D6-873A-C26D2A0506FA}" vid="{1BDDFF52-6CD6-40A5-AB3C-68EB2F1E4D0A}"/>
+    </a:ext>
+  </a:extLst>
+</a:theme>
 </file>